--- a/pr-preview/pr-91/model-validation-handout-tracked-changes.docx
+++ b/pr-preview/pr-91/model-validation-handout-tracked-changes.docx
@@ -16,7 +16,7 @@
       </w:pPr>
       <w:del w:id="1" w:author="PR Preview" w:date="2026-01-01T00:00:00Z">
         <w:r>
-          <w:delText xml:space="preserve">Last modified: 2026-10-09 00:28:12 (UTC)</w:delText>
+          <w:delText xml:space="preserve">Last modified: 2026-10-08 18:31:00 (PDT)</w:delText>
         </w:r>
       </w:del>
     </w:p>
@@ -26,7 +26,7 @@
       </w:pPr>
       <w:ins w:id="2" w:author="PR Preview" w:date="2026-01-01T00:00:00Z">
         <w:r>
-          <w:t xml:space="preserve">Last modified: 2026-10-08 17:44:04 (PDT)</w:t>
+          <w:t xml:space="preserve">Last modified: 2026-10-08 19:32:20 (PDT)</w:t>
         </w:r>
       </w:ins>
     </w:p>

--- a/pr-preview/pr-91/model-validation-handout-tracked-changes.docx
+++ b/pr-preview/pr-91/model-validation-handout-tracked-changes.docx
@@ -26,7 +26,7 @@
       </w:pPr>
       <w:ins w:id="2" w:author="PR Preview" w:date="2026-01-01T00:00:00Z">
         <w:r>
-          <w:t xml:space="preserve">Last modified: 2026-10-08 19:32:20 (PDT)</w:t>
+          <w:t xml:space="preserve">Last modified: 2026-10-08 19:43:37 (PDT)</w:t>
         </w:r>
       </w:ins>
     </w:p>

--- a/pr-preview/pr-91/model-validation-handout-tracked-changes.docx
+++ b/pr-preview/pr-91/model-validation-handout-tracked-changes.docx
@@ -16,7 +16,7 @@
       </w:pPr>
       <w:del w:id="1" w:author="PR Preview" w:date="2026-01-01T00:00:00Z">
         <w:r>
-          <w:delText xml:space="preserve">Last modified: 2026-10-08 18:31:00 (PDT)</w:delText>
+          <w:delText xml:space="preserve">Last modified: 2026-10-09 02:03:36 (PDT)</w:delText>
         </w:r>
       </w:del>
     </w:p>
@@ -26,7 +26,7 @@
       </w:pPr>
       <w:ins w:id="2" w:author="PR Preview" w:date="2026-01-01T00:00:00Z">
         <w:r>
-          <w:t xml:space="preserve">Last modified: 2026-10-08 19:43:37 (PDT)</w:t>
+          <w:t xml:space="preserve">Last modified: 2026-10-09 02:07:19 (PDT)</w:t>
         </w:r>
       </w:ins>
     </w:p>
@@ -19476,6 +19476,23 @@
                 </m:rPr>
                 <m:t>=</m:t>
               </m:r>
+              <m:r>
+                <m:rPr>
+                  <m:sty m:val="p"/>
+                </m:rPr>
+                <m:t>∅</m:t>
+              </m:r>
+              <m:r>
+                <m:rPr>
+                  <m:sty m:val="p"/>
+                </m:rPr>
+                <m:t>,</m:t>
+              </m:r>
+            </m:e>
+            <m:e>
+              <m:r>
+                <m:t>&amp;</m:t>
+              </m:r>
               <m:sSub>
                 <m:e>
                   <m:r>
@@ -19519,6 +19536,23 @@
                   <m:sty m:val="p"/>
                 </m:rPr>
                 <m:t>=</m:t>
+              </m:r>
+              <m:r>
+                <m:rPr>
+                  <m:sty m:val="p"/>
+                </m:rPr>
+                <m:t>∅</m:t>
+              </m:r>
+              <m:r>
+                <m:rPr>
+                  <m:sty m:val="p"/>
+                </m:rPr>
+                <m:t>,</m:t>
+              </m:r>
+            </m:e>
+            <m:e>
+              <m:r>
+                <m:t>&amp;</m:t>
               </m:r>
               <m:sSub>
                 <m:e>

--- a/pr-preview/pr-91/model-validation-handout-tracked-changes.docx
+++ b/pr-preview/pr-91/model-validation-handout-tracked-changes.docx
@@ -16,7 +16,7 @@
       </w:pPr>
       <w:del w:id="1" w:author="PR Preview" w:date="2026-01-01T00:00:00Z">
         <w:r>
-          <w:delText xml:space="preserve">Last modified: 2026-10-09 02:03:36 (PDT)</w:delText>
+          <w:delText xml:space="preserve">Last modified: 2026-10-09 12:07:46 (PDT)</w:delText>
         </w:r>
       </w:del>
     </w:p>
@@ -26,7 +26,7 @@
       </w:pPr>
       <w:ins w:id="2" w:author="PR Preview" w:date="2026-01-01T00:00:00Z">
         <w:r>
-          <w:t xml:space="preserve">Last modified: 2026-10-09 02:07:19 (PDT)</w:t>
+          <w:t xml:space="preserve">Last modified: 2026-10-09 13:24:16 (PDT)</w:t>
         </w:r>
       </w:ins>
     </w:p>
@@ -18926,130 +18926,175 @@
       <w:r>
         <w:t xml:space="preserve">. </w:t>
       </w:r>
-      <m:oMath>
-        <m:r>
-          <m:rPr>
-            <m:sty m:val="p"/>
-          </m:rPr>
-          <m:t>⌊</m:t>
-        </m:r>
-        <m:r>
-          <m:t>0.6</m:t>
-        </m:r>
-        <m:r>
-          <m:rPr>
-            <m:sty m:val="p"/>
-          </m:rPr>
-          <m:t>⋅</m:t>
-        </m:r>
-        <m:r>
-          <m:t>32</m:t>
-        </m:r>
-        <m:r>
-          <m:rPr>
-            <m:sty m:val="p"/>
-          </m:rPr>
-          <m:t>⌋</m:t>
-        </m:r>
-        <m:r>
-          <m:rPr>
-            <m:sty m:val="p"/>
-          </m:rPr>
-          <m:t>=</m:t>
-        </m:r>
-        <m:r>
-          <m:rPr>
-            <m:sty m:val="p"/>
-          </m:rPr>
-          <m:t>⌊</m:t>
-        </m:r>
-        <m:r>
-          <m:t>19.2</m:t>
-        </m:r>
-        <m:r>
-          <m:rPr>
-            <m:sty m:val="p"/>
-          </m:rPr>
-          <m:t>⌋</m:t>
-        </m:r>
-        <m:r>
-          <m:rPr>
-            <m:sty m:val="p"/>
-          </m:rPr>
-          <m:t>=</m:t>
-        </m:r>
-        <m:r>
-          <m:t>19</m:t>
-        </m:r>
-      </m:oMath>
-      <w:r>
-        <w:t xml:space="preserve"> </w:t>
-      </w:r>
+    </w:p>
+    <w:p>
+      <w:pPr>
+        <w:pStyle w:val="BodyText"/>
+      </w:pPr>
+      <m:oMathPara>
+        <m:oMathParaPr>
+          <m:jc m:val="center"/>
+        </m:oMathParaPr>
+        <m:oMath>
+          <m:eqArr>
+            <m:e>
+              <m:r>
+                <m:rPr>
+                  <m:sty m:val="p"/>
+                </m:rPr>
+                <m:t>⌊</m:t>
+              </m:r>
+              <m:r>
+                <m:t>0.6</m:t>
+              </m:r>
+              <m:r>
+                <m:rPr>
+                  <m:sty m:val="p"/>
+                </m:rPr>
+                <m:t>⋅</m:t>
+              </m:r>
+              <m:r>
+                <m:t>32</m:t>
+              </m:r>
+              <m:r>
+                <m:rPr>
+                  <m:sty m:val="p"/>
+                </m:rPr>
+                <m:t>⌋</m:t>
+              </m:r>
+              <m:r>
+                <m:t>&amp;</m:t>
+              </m:r>
+              <m:r>
+                <m:rPr>
+                  <m:sty m:val="p"/>
+                </m:rPr>
+                <m:t>=</m:t>
+              </m:r>
+              <m:r>
+                <m:rPr>
+                  <m:sty m:val="p"/>
+                </m:rPr>
+                <m:t>⌊</m:t>
+              </m:r>
+              <m:r>
+                <m:t>19.2</m:t>
+              </m:r>
+              <m:r>
+                <m:rPr>
+                  <m:sty m:val="p"/>
+                </m:rPr>
+                <m:t>⌋</m:t>
+              </m:r>
+            </m:e>
+            <m:e>
+              <m:r>
+                <m:t>&amp;</m:t>
+              </m:r>
+              <m:r>
+                <m:rPr>
+                  <m:sty m:val="p"/>
+                </m:rPr>
+                <m:t>=</m:t>
+              </m:r>
+              <m:r>
+                <m:t>19</m:t>
+              </m:r>
+            </m:e>
+          </m:eqArr>
+        </m:oMath>
+      </m:oMathPara>
+    </w:p>
+    <w:p>
+      <w:pPr>
+        <w:pStyle w:val="FirstParagraph"/>
+      </w:pPr>
       <w:r>
         <w:t xml:space="preserve">training cars,</w:t>
       </w:r>
-      <w:r>
-        <w:t xml:space="preserve"> </w:t>
-      </w:r>
-      <m:oMath>
-        <m:r>
-          <m:rPr>
-            <m:sty m:val="p"/>
-          </m:rPr>
-          <m:t>⌊</m:t>
-        </m:r>
-        <m:r>
-          <m:t>0.2</m:t>
-        </m:r>
-        <m:r>
-          <m:rPr>
-            <m:sty m:val="p"/>
-          </m:rPr>
-          <m:t>⋅</m:t>
-        </m:r>
-        <m:r>
-          <m:t>32</m:t>
-        </m:r>
-        <m:r>
-          <m:rPr>
-            <m:sty m:val="p"/>
-          </m:rPr>
-          <m:t>⌋</m:t>
-        </m:r>
-        <m:r>
-          <m:rPr>
-            <m:sty m:val="p"/>
-          </m:rPr>
-          <m:t>=</m:t>
-        </m:r>
-        <m:r>
-          <m:rPr>
-            <m:sty m:val="p"/>
-          </m:rPr>
-          <m:t>⌊</m:t>
-        </m:r>
-        <m:r>
-          <m:t>6.4</m:t>
-        </m:r>
-        <m:r>
-          <m:rPr>
-            <m:sty m:val="p"/>
-          </m:rPr>
-          <m:t>⌋</m:t>
-        </m:r>
-        <m:r>
-          <m:rPr>
-            <m:sty m:val="p"/>
-          </m:rPr>
-          <m:t>=</m:t>
-        </m:r>
-        <m:r>
-          <m:t>6</m:t>
-        </m:r>
-      </m:oMath>
-      <w:r>
-        <w:t xml:space="preserve"> </w:t>
-      </w:r>
+    </w:p>
+    <w:p>
+      <w:pPr>
+        <w:pStyle w:val="BodyText"/>
+      </w:pPr>
+      <m:oMathPara>
+        <m:oMathParaPr>
+          <m:jc m:val="center"/>
+        </m:oMathParaPr>
+        <m:oMath>
+          <m:eqArr>
+            <m:e>
+              <m:r>
+                <m:rPr>
+                  <m:sty m:val="p"/>
+                </m:rPr>
+                <m:t>⌊</m:t>
+              </m:r>
+              <m:r>
+                <m:t>0.2</m:t>
+              </m:r>
+              <m:r>
+                <m:rPr>
+                  <m:sty m:val="p"/>
+                </m:rPr>
+                <m:t>⋅</m:t>
+              </m:r>
+              <m:r>
+                <m:t>32</m:t>
+              </m:r>
+              <m:r>
+                <m:rPr>
+                  <m:sty m:val="p"/>
+                </m:rPr>
+                <m:t>⌋</m:t>
+              </m:r>
+              <m:r>
+                <m:t>&amp;</m:t>
+              </m:r>
+              <m:r>
+                <m:rPr>
+                  <m:sty m:val="p"/>
+                </m:rPr>
+                <m:t>=</m:t>
+              </m:r>
+              <m:r>
+                <m:rPr>
+                  <m:sty m:val="p"/>
+                </m:rPr>
+                <m:t>⌊</m:t>
+              </m:r>
+              <m:r>
+                <m:t>6.4</m:t>
+              </m:r>
+              <m:r>
+                <m:rPr>
+                  <m:sty m:val="p"/>
+                </m:rPr>
+                <m:t>⌋</m:t>
+              </m:r>
+            </m:e>
+            <m:e>
+              <m:r>
+                <m:t>&amp;</m:t>
+              </m:r>
+              <m:r>
+                <m:rPr>
+                  <m:sty m:val="p"/>
+                </m:rPr>
+                <m:t>=</m:t>
+              </m:r>
+              <m:r>
+                <m:t>6</m:t>
+              </m:r>
+            </m:e>
+          </m:eqArr>
+        </m:oMath>
+      </m:oMathPara>
+    </w:p>
+    <w:p>
+      <w:pPr>
+        <w:pStyle w:val="FirstParagraph"/>
+      </w:pPr>
       <w:r>
         <w:t xml:space="preserve">validation cars,</w:t>
       </w:r>
@@ -24452,6 +24497,147 @@
         <w:rPr>
           <w:rStyle w:val="NormalTok"/>
         </w:rPr>
+        <w:t xml:space="preserve">partition_data </w:t>
+      </w:r>
+      <w:r>
+        <w:rPr>
+          <w:rStyle w:val="OtherTok"/>
+        </w:rPr>
+        <w:t xml:space="preserve">&lt;-</w:t>
+      </w:r>
+      <w:r>
+        <w:rPr>
+          <w:rStyle w:val="NormalTok"/>
+        </w:rPr>
+        <w:t xml:space="preserve"> dplyr</w:t>
+      </w:r>
+      <w:r>
+        <w:rPr>
+          <w:rStyle w:val="SpecialCharTok"/>
+        </w:rPr>
+        <w:t xml:space="preserve">::</w:t>
+      </w:r>
+      <w:r>
+        <w:rPr>
+          <w:rStyle w:val="FunctionTok"/>
+        </w:rPr>
+        <w:t xml:space="preserve">bind_rows</w:t>
+      </w:r>
+      <w:r>
+        <w:rPr>
+          <w:rStyle w:val="NormalTok"/>
+        </w:rPr>
+        <w:t xml:space="preserve">(</w:t>
+      </w:r>
+      <w:r>
+        <w:br/>
+      </w:r>
+      <w:r>
+        <w:rPr>
+          <w:rStyle w:val="NormalTok"/>
+        </w:rPr>
+        <w:t xml:space="preserve">  </w:t>
+      </w:r>
+      <w:r>
+        <w:rPr>
+          <w:rStyle w:val="AttributeTok"/>
+        </w:rPr>
+        <w:t xml:space="preserve">training =</w:t>
+      </w:r>
+      <w:r>
+        <w:rPr>
+          <w:rStyle w:val="NormalTok"/>
+        </w:rPr>
+        <w:t xml:space="preserve"> train_dat,</w:t>
+      </w:r>
+      <w:r>
+        <w:br/>
+      </w:r>
+      <w:r>
+        <w:rPr>
+          <w:rStyle w:val="NormalTok"/>
+        </w:rPr>
+        <w:t xml:space="preserve">  </w:t>
+      </w:r>
+      <w:r>
+        <w:rPr>
+          <w:rStyle w:val="AttributeTok"/>
+        </w:rPr>
+        <w:t xml:space="preserve">validation =</w:t>
+      </w:r>
+      <w:r>
+        <w:rPr>
+          <w:rStyle w:val="NormalTok"/>
+        </w:rPr>
+        <w:t xml:space="preserve"> valid_dat,</w:t>
+      </w:r>
+      <w:r>
+        <w:br/>
+      </w:r>
+      <w:r>
+        <w:rPr>
+          <w:rStyle w:val="NormalTok"/>
+        </w:rPr>
+        <w:t xml:space="preserve">  </w:t>
+      </w:r>
+      <w:r>
+        <w:rPr>
+          <w:rStyle w:val="AttributeTok"/>
+        </w:rPr>
+        <w:t xml:space="preserve">test =</w:t>
+      </w:r>
+      <w:r>
+        <w:rPr>
+          <w:rStyle w:val="NormalTok"/>
+        </w:rPr>
+        <w:t xml:space="preserve"> test_dat,</w:t>
+      </w:r>
+      <w:r>
+        <w:br/>
+      </w:r>
+      <w:r>
+        <w:rPr>
+          <w:rStyle w:val="NormalTok"/>
+        </w:rPr>
+        <w:t xml:space="preserve">  </w:t>
+      </w:r>
+      <w:r>
+        <w:rPr>
+          <w:rStyle w:val="AttributeTok"/>
+        </w:rPr>
+        <w:t xml:space="preserve">.id =</w:t>
+      </w:r>
+      <w:r>
+        <w:rPr>
+          <w:rStyle w:val="NormalTok"/>
+        </w:rPr>
+        <w:t xml:space="preserve"> </w:t>
+      </w:r>
+      <w:r>
+        <w:rPr>
+          <w:rStyle w:val="StringTok"/>
+        </w:rPr>
+        <w:t xml:space="preserve">"series"</w:t>
+      </w:r>
+      <w:r>
+        <w:br/>
+      </w:r>
+      <w:r>
+        <w:rPr>
+          <w:rStyle w:val="NormalTok"/>
+        </w:rPr>
+        <w:t xml:space="preserve">)</w:t>
+      </w:r>
+      <w:r>
+        <w:br/>
+      </w:r>
+      <w:r>
+        <w:br/>
+      </w:r>
+      <w:r>
+        <w:rPr>
+          <w:rStyle w:val="NormalTok"/>
+        </w:rPr>
         <w:t xml:space="preserve">plot_partitions_with_fit </w:t>
       </w:r>
       <w:r>
@@ -24485,13 +24671,409 @@
         <w:rPr>
           <w:rStyle w:val="NormalTok"/>
         </w:rPr>
+        <w:t xml:space="preserve">  series_levels </w:t>
+      </w:r>
+      <w:r>
+        <w:rPr>
+          <w:rStyle w:val="OtherTok"/>
+        </w:rPr>
+        <w:t xml:space="preserve">&lt;-</w:t>
+      </w:r>
+      <w:r>
+        <w:rPr>
+          <w:rStyle w:val="NormalTok"/>
+        </w:rPr>
+        <w:t xml:space="preserve"> </w:t>
+      </w:r>
+      <w:r>
+        <w:rPr>
+          <w:rStyle w:val="FunctionTok"/>
+        </w:rPr>
+        <w:t xml:space="preserve">c</w:t>
+      </w:r>
+      <w:r>
+        <w:rPr>
+          <w:rStyle w:val="NormalTok"/>
+        </w:rPr>
+        <w:t xml:space="preserve">(</w:t>
+      </w:r>
+      <w:r>
+        <w:rPr>
+          <w:rStyle w:val="FunctionTok"/>
+        </w:rPr>
+        <w:t xml:space="preserve">names</w:t>
+      </w:r>
+      <w:r>
+        <w:rPr>
+          <w:rStyle w:val="NormalTok"/>
+        </w:rPr>
+        <w:t xml:space="preserve">(partition_colors), fit_label)</w:t>
+      </w:r>
+      <w:r>
+        <w:br/>
+      </w:r>
+      <w:r>
+        <w:rPr>
+          <w:rStyle w:val="NormalTok"/>
+        </w:rPr>
+        <w:t xml:space="preserve">  partition_data </w:t>
+      </w:r>
+      <w:r>
+        <w:rPr>
+          <w:rStyle w:val="OtherTok"/>
+        </w:rPr>
+        <w:t xml:space="preserve">&lt;-</w:t>
+      </w:r>
+      <w:r>
+        <w:rPr>
+          <w:rStyle w:val="NormalTok"/>
+        </w:rPr>
+        <w:t xml:space="preserve"> partition_data </w:t>
+      </w:r>
+      <w:r>
+        <w:rPr>
+          <w:rStyle w:val="SpecialCharTok"/>
+        </w:rPr>
+        <w:t xml:space="preserve">|&gt;</w:t>
+      </w:r>
+      <w:r>
+        <w:br/>
+      </w:r>
+      <w:r>
+        <w:rPr>
+          <w:rStyle w:val="NormalTok"/>
+        </w:rPr>
+        <w:t xml:space="preserve">    dplyr</w:t>
+      </w:r>
+      <w:r>
+        <w:rPr>
+          <w:rStyle w:val="SpecialCharTok"/>
+        </w:rPr>
+        <w:t xml:space="preserve">::</w:t>
+      </w:r>
+      <w:r>
+        <w:rPr>
+          <w:rStyle w:val="FunctionTok"/>
+        </w:rPr>
+        <w:t xml:space="preserve">mutate</w:t>
+      </w:r>
+      <w:r>
+        <w:rPr>
+          <w:rStyle w:val="NormalTok"/>
+        </w:rPr>
+        <w:t xml:space="preserve">(</w:t>
+      </w:r>
+      <w:r>
+        <w:br/>
+      </w:r>
+      <w:r>
+        <w:rPr>
+          <w:rStyle w:val="NormalTok"/>
+        </w:rPr>
+        <w:t xml:space="preserve">      </w:t>
+      </w:r>
+      <w:r>
+        <w:rPr>
+          <w:rStyle w:val="AttributeTok"/>
+        </w:rPr>
+        <w:t xml:space="preserve">series =</w:t>
+      </w:r>
+      <w:r>
+        <w:rPr>
+          <w:rStyle w:val="NormalTok"/>
+        </w:rPr>
+        <w:t xml:space="preserve"> </w:t>
+      </w:r>
+      <w:r>
+        <w:rPr>
+          <w:rStyle w:val="FunctionTok"/>
+        </w:rPr>
+        <w:t xml:space="preserve">factor</w:t>
+      </w:r>
+      <w:r>
+        <w:rPr>
+          <w:rStyle w:val="NormalTok"/>
+        </w:rPr>
+        <w:t xml:space="preserve">(partition_data</w:t>
+      </w:r>
+      <w:r>
+        <w:rPr>
+          <w:rStyle w:val="SpecialCharTok"/>
+        </w:rPr>
+        <w:t xml:space="preserve">$</w:t>
+      </w:r>
+      <w:r>
+        <w:rPr>
+          <w:rStyle w:val="NormalTok"/>
+        </w:rPr>
+        <w:t xml:space="preserve">series, </w:t>
+      </w:r>
+      <w:r>
+        <w:rPr>
+          <w:rStyle w:val="AttributeTok"/>
+        </w:rPr>
+        <w:t xml:space="preserve">levels =</w:t>
+      </w:r>
+      <w:r>
+        <w:rPr>
+          <w:rStyle w:val="NormalTok"/>
+        </w:rPr>
+        <w:t xml:space="preserve"> series_levels)</w:t>
+      </w:r>
+      <w:r>
+        <w:br/>
+      </w:r>
+      <w:r>
+        <w:rPr>
+          <w:rStyle w:val="NormalTok"/>
+        </w:rPr>
+        <w:t xml:space="preserve">    )</w:t>
+      </w:r>
+      <w:r>
+        <w:br/>
+      </w:r>
+      <w:r>
+        <w:rPr>
+          <w:rStyle w:val="NormalTok"/>
+        </w:rPr>
+        <w:t xml:space="preserve">  grid_data </w:t>
+      </w:r>
+      <w:r>
+        <w:rPr>
+          <w:rStyle w:val="OtherTok"/>
+        </w:rPr>
+        <w:t xml:space="preserve">&lt;-</w:t>
+      </w:r>
+      <w:r>
+        <w:rPr>
+          <w:rStyle w:val="NormalTok"/>
+        </w:rPr>
+        <w:t xml:space="preserve"> tibble</w:t>
+      </w:r>
+      <w:r>
+        <w:rPr>
+          <w:rStyle w:val="SpecialCharTok"/>
+        </w:rPr>
+        <w:t xml:space="preserve">::</w:t>
+      </w:r>
+      <w:r>
+        <w:rPr>
+          <w:rStyle w:val="FunctionTok"/>
+        </w:rPr>
+        <w:t xml:space="preserve">tibble</w:t>
+      </w:r>
+      <w:r>
+        <w:rPr>
+          <w:rStyle w:val="NormalTok"/>
+        </w:rPr>
+        <w:t xml:space="preserve">(</w:t>
+      </w:r>
+      <w:r>
+        <w:rPr>
+          <w:rStyle w:val="AttributeTok"/>
+        </w:rPr>
+        <w:t xml:space="preserve">wt =</w:t>
+      </w:r>
+      <w:r>
+        <w:rPr>
+          <w:rStyle w:val="NormalTok"/>
+        </w:rPr>
+        <w:t xml:space="preserve"> wt_grid)</w:t>
+      </w:r>
+      <w:r>
+        <w:br/>
+      </w:r>
+      <w:r>
+        <w:rPr>
+          <w:rStyle w:val="NormalTok"/>
+        </w:rPr>
+        <w:t xml:space="preserve">  fitted_curve </w:t>
+      </w:r>
+      <w:r>
+        <w:rPr>
+          <w:rStyle w:val="OtherTok"/>
+        </w:rPr>
+        <w:t xml:space="preserve">&lt;-</w:t>
+      </w:r>
+      <w:r>
+        <w:rPr>
+          <w:rStyle w:val="NormalTok"/>
+        </w:rPr>
+        <w:t xml:space="preserve"> tibble</w:t>
+      </w:r>
+      <w:r>
+        <w:rPr>
+          <w:rStyle w:val="SpecialCharTok"/>
+        </w:rPr>
+        <w:t xml:space="preserve">::</w:t>
+      </w:r>
+      <w:r>
+        <w:rPr>
+          <w:rStyle w:val="FunctionTok"/>
+        </w:rPr>
+        <w:t xml:space="preserve">tibble</w:t>
+      </w:r>
+      <w:r>
+        <w:rPr>
+          <w:rStyle w:val="NormalTok"/>
+        </w:rPr>
+        <w:t xml:space="preserve">(</w:t>
+      </w:r>
+      <w:r>
+        <w:br/>
+      </w:r>
+      <w:r>
+        <w:rPr>
+          <w:rStyle w:val="NormalTok"/>
+        </w:rPr>
+        <w:t xml:space="preserve">    </w:t>
+      </w:r>
+      <w:r>
+        <w:rPr>
+          <w:rStyle w:val="AttributeTok"/>
+        </w:rPr>
+        <w:t xml:space="preserve">wt =</w:t>
+      </w:r>
+      <w:r>
+        <w:rPr>
+          <w:rStyle w:val="NormalTok"/>
+        </w:rPr>
+        <w:t xml:space="preserve"> wt_grid,</w:t>
+      </w:r>
+      <w:r>
+        <w:br/>
+      </w:r>
+      <w:r>
+        <w:rPr>
+          <w:rStyle w:val="NormalTok"/>
+        </w:rPr>
+        <w:t xml:space="preserve">    </w:t>
+      </w:r>
+      <w:r>
+        <w:rPr>
+          <w:rStyle w:val="AttributeTok"/>
+        </w:rPr>
+        <w:t xml:space="preserve">mpg =</w:t>
+      </w:r>
+      <w:r>
+        <w:rPr>
+          <w:rStyle w:val="NormalTok"/>
+        </w:rPr>
+        <w:t xml:space="preserve"> </w:t>
+      </w:r>
+      <w:r>
+        <w:rPr>
+          <w:rStyle w:val="FunctionTok"/>
+        </w:rPr>
+        <w:t xml:space="preserve">predict</w:t>
+      </w:r>
+      <w:r>
+        <w:rPr>
+          <w:rStyle w:val="NormalTok"/>
+        </w:rPr>
+        <w:t xml:space="preserve">(model, </w:t>
+      </w:r>
+      <w:r>
+        <w:rPr>
+          <w:rStyle w:val="AttributeTok"/>
+        </w:rPr>
+        <w:t xml:space="preserve">newdata =</w:t>
+      </w:r>
+      <w:r>
+        <w:rPr>
+          <w:rStyle w:val="NormalTok"/>
+        </w:rPr>
+        <w:t xml:space="preserve"> grid_data),</w:t>
+      </w:r>
+      <w:r>
+        <w:br/>
+      </w:r>
+      <w:r>
+        <w:rPr>
+          <w:rStyle w:val="NormalTok"/>
+        </w:rPr>
+        <w:t xml:space="preserve">    </w:t>
+      </w:r>
+      <w:r>
+        <w:rPr>
+          <w:rStyle w:val="AttributeTok"/>
+        </w:rPr>
+        <w:t xml:space="preserve">series =</w:t>
+      </w:r>
+      <w:r>
+        <w:rPr>
+          <w:rStyle w:val="NormalTok"/>
+        </w:rPr>
+        <w:t xml:space="preserve"> </w:t>
+      </w:r>
+      <w:r>
+        <w:rPr>
+          <w:rStyle w:val="FunctionTok"/>
+        </w:rPr>
+        <w:t xml:space="preserve">factor</w:t>
+      </w:r>
+      <w:r>
+        <w:rPr>
+          <w:rStyle w:val="NormalTok"/>
+        </w:rPr>
+        <w:t xml:space="preserve">(fit_label, </w:t>
+      </w:r>
+      <w:r>
+        <w:rPr>
+          <w:rStyle w:val="AttributeTok"/>
+        </w:rPr>
+        <w:t xml:space="preserve">levels =</w:t>
+      </w:r>
+      <w:r>
+        <w:rPr>
+          <w:rStyle w:val="NormalTok"/>
+        </w:rPr>
+        <w:t xml:space="preserve"> series_levels)</w:t>
+      </w:r>
+      <w:r>
+        <w:br/>
+      </w:r>
+      <w:r>
+        <w:rPr>
+          <w:rStyle w:val="NormalTok"/>
+        </w:rPr>
+        <w:t xml:space="preserve">  )</w:t>
+      </w:r>
+      <w:r>
+        <w:br/>
+      </w:r>
+      <w:r>
+        <w:rPr>
+          <w:rStyle w:val="NormalTok"/>
+        </w:rPr>
         <w:t xml:space="preserve">  </w:t>
       </w:r>
       <w:r>
         <w:rPr>
+          <w:rStyle w:val="CommentTok"/>
+        </w:rPr>
+        <w:t xml:space="preserve"># nolint start: object_usage_linter.</w:t>
+      </w:r>
+      <w:r>
+        <w:br/>
+      </w:r>
+      <w:r>
+        <w:rPr>
+          <w:rStyle w:val="NormalTok"/>
+        </w:rPr>
+        <w:t xml:space="preserve">  ggplot2</w:t>
+      </w:r>
+      <w:r>
+        <w:rPr>
+          <w:rStyle w:val="SpecialCharTok"/>
+        </w:rPr>
+        <w:t xml:space="preserve">::</w:t>
+      </w:r>
+      <w:r>
+        <w:rPr>
           <w:rStyle w:val="FunctionTok"/>
         </w:rPr>
-        <w:t xml:space="preserve">plot</w:t>
+        <w:t xml:space="preserve">ggplot</w:t>
       </w:r>
       <w:r>
         <w:rPr>
@@ -24506,19 +25088,34 @@
         <w:rPr>
           <w:rStyle w:val="NormalTok"/>
         </w:rPr>
-        <w:t xml:space="preserve">    train_dat</w:t>
+        <w:t xml:space="preserve">    partition_data,</w:t>
+      </w:r>
+      <w:r>
+        <w:br/>
+      </w:r>
+      <w:r>
+        <w:rPr>
+          <w:rStyle w:val="NormalTok"/>
+        </w:rPr>
+        <w:t xml:space="preserve">    ggplot2</w:t>
       </w:r>
       <w:r>
         <w:rPr>
           <w:rStyle w:val="SpecialCharTok"/>
         </w:rPr>
-        <w:t xml:space="preserve">$</w:t>
-      </w:r>
-      <w:r>
-        <w:rPr>
-          <w:rStyle w:val="NormalTok"/>
-        </w:rPr>
-        <w:t xml:space="preserve">wt,</w:t>
+        <w:t xml:space="preserve">::</w:t>
+      </w:r>
+      <w:r>
+        <w:rPr>
+          <w:rStyle w:val="FunctionTok"/>
+        </w:rPr>
+        <w:t xml:space="preserve">aes</w:t>
+      </w:r>
+      <w:r>
+        <w:rPr>
+          <w:rStyle w:val="NormalTok"/>
+        </w:rPr>
+        <w:t xml:space="preserve">(</w:t>
       </w:r>
       <w:r>
         <w:br/>
@@ -24527,19 +25124,106 @@
         <w:rPr>
           <w:rStyle w:val="NormalTok"/>
         </w:rPr>
-        <w:t xml:space="preserve">    train_dat</w:t>
+        <w:t xml:space="preserve">      </w:t>
+      </w:r>
+      <w:r>
+        <w:rPr>
+          <w:rStyle w:val="AttributeTok"/>
+        </w:rPr>
+        <w:t xml:space="preserve">x =</w:t>
+      </w:r>
+      <w:r>
+        <w:rPr>
+          <w:rStyle w:val="NormalTok"/>
+        </w:rPr>
+        <w:t xml:space="preserve"> wt,</w:t>
+      </w:r>
+      <w:r>
+        <w:br/>
+      </w:r>
+      <w:r>
+        <w:rPr>
+          <w:rStyle w:val="NormalTok"/>
+        </w:rPr>
+        <w:t xml:space="preserve">      </w:t>
+      </w:r>
+      <w:r>
+        <w:rPr>
+          <w:rStyle w:val="AttributeTok"/>
+        </w:rPr>
+        <w:t xml:space="preserve">y =</w:t>
+      </w:r>
+      <w:r>
+        <w:rPr>
+          <w:rStyle w:val="NormalTok"/>
+        </w:rPr>
+        <w:t xml:space="preserve"> mpg,</w:t>
+      </w:r>
+      <w:r>
+        <w:br/>
+      </w:r>
+      <w:r>
+        <w:rPr>
+          <w:rStyle w:val="NormalTok"/>
+        </w:rPr>
+        <w:t xml:space="preserve">      </w:t>
+      </w:r>
+      <w:r>
+        <w:rPr>
+          <w:rStyle w:val="AttributeTok"/>
+        </w:rPr>
+        <w:t xml:space="preserve">color =</w:t>
+      </w:r>
+      <w:r>
+        <w:rPr>
+          <w:rStyle w:val="NormalTok"/>
+        </w:rPr>
+        <w:t xml:space="preserve"> series,</w:t>
+      </w:r>
+      <w:r>
+        <w:br/>
+      </w:r>
+      <w:r>
+        <w:rPr>
+          <w:rStyle w:val="NormalTok"/>
+        </w:rPr>
+        <w:t xml:space="preserve">      </w:t>
+      </w:r>
+      <w:r>
+        <w:rPr>
+          <w:rStyle w:val="AttributeTok"/>
+        </w:rPr>
+        <w:t xml:space="preserve">shape =</w:t>
+      </w:r>
+      <w:r>
+        <w:rPr>
+          <w:rStyle w:val="NormalTok"/>
+        </w:rPr>
+        <w:t xml:space="preserve"> series</w:t>
+      </w:r>
+      <w:r>
+        <w:br/>
+      </w:r>
+      <w:r>
+        <w:rPr>
+          <w:rStyle w:val="NormalTok"/>
+        </w:rPr>
+        <w:t xml:space="preserve">    )</w:t>
+      </w:r>
+      <w:r>
+        <w:br/>
+      </w:r>
+      <w:r>
+        <w:rPr>
+          <w:rStyle w:val="NormalTok"/>
+        </w:rPr>
+        <w:t xml:space="preserve">  ) </w:t>
       </w:r>
       <w:r>
         <w:rPr>
           <w:rStyle w:val="SpecialCharTok"/>
         </w:rPr>
-        <w:t xml:space="preserve">$</w:t>
-      </w:r>
-      <w:r>
-        <w:rPr>
-          <w:rStyle w:val="NormalTok"/>
-        </w:rPr>
-        <w:t xml:space="preserve">mpg,</w:t>
+        <w:t xml:space="preserve">+</w:t>
       </w:r>
       <w:r>
         <w:br/>
@@ -24548,25 +25232,823 @@
         <w:rPr>
           <w:rStyle w:val="NormalTok"/>
         </w:rPr>
-        <w:t xml:space="preserve">    </w:t>
+        <w:t xml:space="preserve">    ggplot2</w:t>
+      </w:r>
+      <w:r>
+        <w:rPr>
+          <w:rStyle w:val="SpecialCharTok"/>
+        </w:rPr>
+        <w:t xml:space="preserve">::</w:t>
+      </w:r>
+      <w:r>
+        <w:rPr>
+          <w:rStyle w:val="FunctionTok"/>
+        </w:rPr>
+        <w:t xml:space="preserve">geom_point</w:t>
+      </w:r>
+      <w:r>
+        <w:rPr>
+          <w:rStyle w:val="NormalTok"/>
+        </w:rPr>
+        <w:t xml:space="preserve">() </w:t>
+      </w:r>
+      <w:r>
+        <w:rPr>
+          <w:rStyle w:val="SpecialCharTok"/>
+        </w:rPr>
+        <w:t xml:space="preserve">+</w:t>
+      </w:r>
+      <w:r>
+        <w:br/>
+      </w:r>
+      <w:r>
+        <w:rPr>
+          <w:rStyle w:val="NormalTok"/>
+        </w:rPr>
+        <w:t xml:space="preserve">    ggplot2</w:t>
+      </w:r>
+      <w:r>
+        <w:rPr>
+          <w:rStyle w:val="SpecialCharTok"/>
+        </w:rPr>
+        <w:t xml:space="preserve">::</w:t>
+      </w:r>
+      <w:r>
+        <w:rPr>
+          <w:rStyle w:val="FunctionTok"/>
+        </w:rPr>
+        <w:t xml:space="preserve">geom_line</w:t>
+      </w:r>
+      <w:r>
+        <w:rPr>
+          <w:rStyle w:val="NormalTok"/>
+        </w:rPr>
+        <w:t xml:space="preserve">(</w:t>
+      </w:r>
+      <w:r>
+        <w:br/>
+      </w:r>
+      <w:r>
+        <w:rPr>
+          <w:rStyle w:val="NormalTok"/>
+        </w:rPr>
+        <w:t xml:space="preserve">      ggplot2</w:t>
+      </w:r>
+      <w:r>
+        <w:rPr>
+          <w:rStyle w:val="SpecialCharTok"/>
+        </w:rPr>
+        <w:t xml:space="preserve">::</w:t>
+      </w:r>
+      <w:r>
+        <w:rPr>
+          <w:rStyle w:val="FunctionTok"/>
+        </w:rPr>
+        <w:t xml:space="preserve">aes</w:t>
+      </w:r>
+      <w:r>
+        <w:rPr>
+          <w:rStyle w:val="NormalTok"/>
+        </w:rPr>
+        <w:t xml:space="preserve">(</w:t>
       </w:r>
       <w:r>
         <w:rPr>
           <w:rStyle w:val="AttributeTok"/>
         </w:rPr>
-        <w:t xml:space="preserve">xlab =</w:t>
-      </w:r>
-      <w:r>
-        <w:rPr>
-          <w:rStyle w:val="NormalTok"/>
-        </w:rPr>
-        <w:t xml:space="preserve"> </w:t>
+        <w:t xml:space="preserve">linetype =</w:t>
+      </w:r>
+      <w:r>
+        <w:rPr>
+          <w:rStyle w:val="NormalTok"/>
+        </w:rPr>
+        <w:t xml:space="preserve"> series),</w:t>
+      </w:r>
+      <w:r>
+        <w:br/>
+      </w:r>
+      <w:r>
+        <w:rPr>
+          <w:rStyle w:val="NormalTok"/>
+        </w:rPr>
+        <w:t xml:space="preserve">      </w:t>
+      </w:r>
+      <w:r>
+        <w:rPr>
+          <w:rStyle w:val="AttributeTok"/>
+        </w:rPr>
+        <w:t xml:space="preserve">data =</w:t>
+      </w:r>
+      <w:r>
+        <w:rPr>
+          <w:rStyle w:val="NormalTok"/>
+        </w:rPr>
+        <w:t xml:space="preserve"> fitted_curve,</w:t>
+      </w:r>
+      <w:r>
+        <w:br/>
+      </w:r>
+      <w:r>
+        <w:rPr>
+          <w:rStyle w:val="NormalTok"/>
+        </w:rPr>
+        <w:t xml:space="preserve">      </w:t>
+      </w:r>
+      <w:r>
+        <w:rPr>
+          <w:rStyle w:val="AttributeTok"/>
+        </w:rPr>
+        <w:t xml:space="preserve">linewidth =</w:t>
+      </w:r>
+      <w:r>
+        <w:rPr>
+          <w:rStyle w:val="NormalTok"/>
+        </w:rPr>
+        <w:t xml:space="preserve"> </w:t>
+      </w:r>
+      <w:r>
+        <w:rPr>
+          <w:rStyle w:val="DecValTok"/>
+        </w:rPr>
+        <w:t xml:space="preserve">1</w:t>
+      </w:r>
+      <w:r>
+        <w:br/>
+      </w:r>
+      <w:r>
+        <w:rPr>
+          <w:rStyle w:val="NormalTok"/>
+        </w:rPr>
+        <w:t xml:space="preserve">    ) </w:t>
+      </w:r>
+      <w:r>
+        <w:rPr>
+          <w:rStyle w:val="SpecialCharTok"/>
+        </w:rPr>
+        <w:t xml:space="preserve">+</w:t>
+      </w:r>
+      <w:r>
+        <w:br/>
+      </w:r>
+      <w:r>
+        <w:rPr>
+          <w:rStyle w:val="NormalTok"/>
+        </w:rPr>
+        <w:t xml:space="preserve">    ggplot2</w:t>
+      </w:r>
+      <w:r>
+        <w:rPr>
+          <w:rStyle w:val="SpecialCharTok"/>
+        </w:rPr>
+        <w:t xml:space="preserve">::</w:t>
+      </w:r>
+      <w:r>
+        <w:rPr>
+          <w:rStyle w:val="FunctionTok"/>
+        </w:rPr>
+        <w:t xml:space="preserve">scale_color_manual</w:t>
+      </w:r>
+      <w:r>
+        <w:rPr>
+          <w:rStyle w:val="NormalTok"/>
+        </w:rPr>
+        <w:t xml:space="preserve">(</w:t>
+      </w:r>
+      <w:r>
+        <w:br/>
+      </w:r>
+      <w:r>
+        <w:rPr>
+          <w:rStyle w:val="NormalTok"/>
+        </w:rPr>
+        <w:t xml:space="preserve">      </w:t>
+      </w:r>
+      <w:r>
+        <w:rPr>
+          <w:rStyle w:val="AttributeTok"/>
+        </w:rPr>
+        <w:t xml:space="preserve">limits =</w:t>
+      </w:r>
+      <w:r>
+        <w:rPr>
+          <w:rStyle w:val="NormalTok"/>
+        </w:rPr>
+        <w:t xml:space="preserve"> series_levels,</w:t>
+      </w:r>
+      <w:r>
+        <w:br/>
+      </w:r>
+      <w:r>
+        <w:rPr>
+          <w:rStyle w:val="NormalTok"/>
+        </w:rPr>
+        <w:t xml:space="preserve">      </w:t>
+      </w:r>
+      <w:r>
+        <w:rPr>
+          <w:rStyle w:val="AttributeTok"/>
+        </w:rPr>
+        <w:t xml:space="preserve">values =</w:t>
+      </w:r>
+      <w:r>
+        <w:rPr>
+          <w:rStyle w:val="NormalTok"/>
+        </w:rPr>
+        <w:t xml:space="preserve"> </w:t>
+      </w:r>
+      <w:r>
+        <w:rPr>
+          <w:rStyle w:val="FunctionTok"/>
+        </w:rPr>
+        <w:t xml:space="preserve">c</w:t>
+      </w:r>
+      <w:r>
+        <w:rPr>
+          <w:rStyle w:val="NormalTok"/>
+        </w:rPr>
+        <w:t xml:space="preserve">(partition_colors, stats</w:t>
+      </w:r>
+      <w:r>
+        <w:rPr>
+          <w:rStyle w:val="SpecialCharTok"/>
+        </w:rPr>
+        <w:t xml:space="preserve">::</w:t>
+      </w:r>
+      <w:r>
+        <w:rPr>
+          <w:rStyle w:val="FunctionTok"/>
+        </w:rPr>
+        <w:t xml:space="preserve">setNames</w:t>
+      </w:r>
+      <w:r>
+        <w:rPr>
+          <w:rStyle w:val="NormalTok"/>
+        </w:rPr>
+        <w:t xml:space="preserve">(</w:t>
       </w:r>
       <w:r>
         <w:rPr>
           <w:rStyle w:val="StringTok"/>
         </w:rPr>
-        <w:t xml:space="preserve">"wt"</w:t>
+        <w:t xml:space="preserve">"blue"</w:t>
+      </w:r>
+      <w:r>
+        <w:rPr>
+          <w:rStyle w:val="NormalTok"/>
+        </w:rPr>
+        <w:t xml:space="preserve">, fit_label))</w:t>
+      </w:r>
+      <w:r>
+        <w:br/>
+      </w:r>
+      <w:r>
+        <w:rPr>
+          <w:rStyle w:val="NormalTok"/>
+        </w:rPr>
+        <w:t xml:space="preserve">    ) </w:t>
+      </w:r>
+      <w:r>
+        <w:rPr>
+          <w:rStyle w:val="SpecialCharTok"/>
+        </w:rPr>
+        <w:t xml:space="preserve">+</w:t>
+      </w:r>
+      <w:r>
+        <w:br/>
+      </w:r>
+      <w:r>
+        <w:rPr>
+          <w:rStyle w:val="NormalTok"/>
+        </w:rPr>
+        <w:t xml:space="preserve">    ggplot2</w:t>
+      </w:r>
+      <w:r>
+        <w:rPr>
+          <w:rStyle w:val="SpecialCharTok"/>
+        </w:rPr>
+        <w:t xml:space="preserve">::</w:t>
+      </w:r>
+      <w:r>
+        <w:rPr>
+          <w:rStyle w:val="FunctionTok"/>
+        </w:rPr>
+        <w:t xml:space="preserve">scale_shape_manual</w:t>
+      </w:r>
+      <w:r>
+        <w:rPr>
+          <w:rStyle w:val="NormalTok"/>
+        </w:rPr>
+        <w:t xml:space="preserve">(</w:t>
+      </w:r>
+      <w:r>
+        <w:br/>
+      </w:r>
+      <w:r>
+        <w:rPr>
+          <w:rStyle w:val="NormalTok"/>
+        </w:rPr>
+        <w:t xml:space="preserve">      </w:t>
+      </w:r>
+      <w:r>
+        <w:rPr>
+          <w:rStyle w:val="AttributeTok"/>
+        </w:rPr>
+        <w:t xml:space="preserve">limits =</w:t>
+      </w:r>
+      <w:r>
+        <w:rPr>
+          <w:rStyle w:val="NormalTok"/>
+        </w:rPr>
+        <w:t xml:space="preserve"> series_levels,</w:t>
+      </w:r>
+      <w:r>
+        <w:br/>
+      </w:r>
+      <w:r>
+        <w:rPr>
+          <w:rStyle w:val="NormalTok"/>
+        </w:rPr>
+        <w:t xml:space="preserve">      </w:t>
+      </w:r>
+      <w:r>
+        <w:rPr>
+          <w:rStyle w:val="AttributeTok"/>
+        </w:rPr>
+        <w:t xml:space="preserve">values =</w:t>
+      </w:r>
+      <w:r>
+        <w:rPr>
+          <w:rStyle w:val="NormalTok"/>
+        </w:rPr>
+        <w:t xml:space="preserve"> </w:t>
+      </w:r>
+      <w:r>
+        <w:rPr>
+          <w:rStyle w:val="FunctionTok"/>
+        </w:rPr>
+        <w:t xml:space="preserve">c</w:t>
+      </w:r>
+      <w:r>
+        <w:rPr>
+          <w:rStyle w:val="NormalTok"/>
+        </w:rPr>
+        <w:t xml:space="preserve">(partition_shapes, stats</w:t>
+      </w:r>
+      <w:r>
+        <w:rPr>
+          <w:rStyle w:val="SpecialCharTok"/>
+        </w:rPr>
+        <w:t xml:space="preserve">::</w:t>
+      </w:r>
+      <w:r>
+        <w:rPr>
+          <w:rStyle w:val="FunctionTok"/>
+        </w:rPr>
+        <w:t xml:space="preserve">setNames</w:t>
+      </w:r>
+      <w:r>
+        <w:rPr>
+          <w:rStyle w:val="NormalTok"/>
+        </w:rPr>
+        <w:t xml:space="preserve">(</w:t>
+      </w:r>
+      <w:r>
+        <w:rPr>
+          <w:rStyle w:val="ConstantTok"/>
+        </w:rPr>
+        <w:t xml:space="preserve">NA</w:t>
+      </w:r>
+      <w:r>
+        <w:rPr>
+          <w:rStyle w:val="NormalTok"/>
+        </w:rPr>
+        <w:t xml:space="preserve">, fit_label))</w:t>
+      </w:r>
+      <w:r>
+        <w:br/>
+      </w:r>
+      <w:r>
+        <w:rPr>
+          <w:rStyle w:val="NormalTok"/>
+        </w:rPr>
+        <w:t xml:space="preserve">    ) </w:t>
+      </w:r>
+      <w:r>
+        <w:rPr>
+          <w:rStyle w:val="SpecialCharTok"/>
+        </w:rPr>
+        <w:t xml:space="preserve">+</w:t>
+      </w:r>
+      <w:r>
+        <w:br/>
+      </w:r>
+      <w:r>
+        <w:rPr>
+          <w:rStyle w:val="NormalTok"/>
+        </w:rPr>
+        <w:t xml:space="preserve">    ggplot2</w:t>
+      </w:r>
+      <w:r>
+        <w:rPr>
+          <w:rStyle w:val="SpecialCharTok"/>
+        </w:rPr>
+        <w:t xml:space="preserve">::</w:t>
+      </w:r>
+      <w:r>
+        <w:rPr>
+          <w:rStyle w:val="FunctionTok"/>
+        </w:rPr>
+        <w:t xml:space="preserve">scale_linetype_manual</w:t>
+      </w:r>
+      <w:r>
+        <w:rPr>
+          <w:rStyle w:val="NormalTok"/>
+        </w:rPr>
+        <w:t xml:space="preserve">(</w:t>
+      </w:r>
+      <w:r>
+        <w:br/>
+      </w:r>
+      <w:r>
+        <w:rPr>
+          <w:rStyle w:val="NormalTok"/>
+        </w:rPr>
+        <w:t xml:space="preserve">      </w:t>
+      </w:r>
+      <w:r>
+        <w:rPr>
+          <w:rStyle w:val="AttributeTok"/>
+        </w:rPr>
+        <w:t xml:space="preserve">limits =</w:t>
+      </w:r>
+      <w:r>
+        <w:rPr>
+          <w:rStyle w:val="NormalTok"/>
+        </w:rPr>
+        <w:t xml:space="preserve"> series_levels,</w:t>
+      </w:r>
+      <w:r>
+        <w:br/>
+      </w:r>
+      <w:r>
+        <w:rPr>
+          <w:rStyle w:val="NormalTok"/>
+        </w:rPr>
+        <w:t xml:space="preserve">      </w:t>
+      </w:r>
+      <w:r>
+        <w:rPr>
+          <w:rStyle w:val="AttributeTok"/>
+        </w:rPr>
+        <w:t xml:space="preserve">values =</w:t>
+      </w:r>
+      <w:r>
+        <w:rPr>
+          <w:rStyle w:val="NormalTok"/>
+        </w:rPr>
+        <w:t xml:space="preserve"> stats</w:t>
+      </w:r>
+      <w:r>
+        <w:rPr>
+          <w:rStyle w:val="SpecialCharTok"/>
+        </w:rPr>
+        <w:t xml:space="preserve">::</w:t>
+      </w:r>
+      <w:r>
+        <w:rPr>
+          <w:rStyle w:val="FunctionTok"/>
+        </w:rPr>
+        <w:t xml:space="preserve">setNames</w:t>
+      </w:r>
+      <w:r>
+        <w:rPr>
+          <w:rStyle w:val="NormalTok"/>
+        </w:rPr>
+        <w:t xml:space="preserve">(</w:t>
+      </w:r>
+      <w:r>
+        <w:rPr>
+          <w:rStyle w:val="FunctionTok"/>
+        </w:rPr>
+        <w:t xml:space="preserve">c</w:t>
+      </w:r>
+      <w:r>
+        <w:rPr>
+          <w:rStyle w:val="NormalTok"/>
+        </w:rPr>
+        <w:t xml:space="preserve">(</w:t>
+      </w:r>
+      <w:r>
+        <w:rPr>
+          <w:rStyle w:val="DecValTok"/>
+        </w:rPr>
+        <w:t xml:space="preserve">0</w:t>
+      </w:r>
+      <w:r>
+        <w:rPr>
+          <w:rStyle w:val="NormalTok"/>
+        </w:rPr>
+        <w:t xml:space="preserve">, </w:t>
+      </w:r>
+      <w:r>
+        <w:rPr>
+          <w:rStyle w:val="DecValTok"/>
+        </w:rPr>
+        <w:t xml:space="preserve">0</w:t>
+      </w:r>
+      <w:r>
+        <w:rPr>
+          <w:rStyle w:val="NormalTok"/>
+        </w:rPr>
+        <w:t xml:space="preserve">, </w:t>
+      </w:r>
+      <w:r>
+        <w:rPr>
+          <w:rStyle w:val="DecValTok"/>
+        </w:rPr>
+        <w:t xml:space="preserve">0</w:t>
+      </w:r>
+      <w:r>
+        <w:rPr>
+          <w:rStyle w:val="NormalTok"/>
+        </w:rPr>
+        <w:t xml:space="preserve">, </w:t>
+      </w:r>
+      <w:r>
+        <w:rPr>
+          <w:rStyle w:val="DecValTok"/>
+        </w:rPr>
+        <w:t xml:space="preserve">1</w:t>
+      </w:r>
+      <w:r>
+        <w:rPr>
+          <w:rStyle w:val="NormalTok"/>
+        </w:rPr>
+        <w:t xml:space="preserve">), series_levels)</w:t>
+      </w:r>
+      <w:r>
+        <w:br/>
+      </w:r>
+      <w:r>
+        <w:rPr>
+          <w:rStyle w:val="NormalTok"/>
+        </w:rPr>
+        <w:t xml:space="preserve">    ) </w:t>
+      </w:r>
+      <w:r>
+        <w:rPr>
+          <w:rStyle w:val="SpecialCharTok"/>
+        </w:rPr>
+        <w:t xml:space="preserve">+</w:t>
+      </w:r>
+      <w:r>
+        <w:br/>
+      </w:r>
+      <w:r>
+        <w:rPr>
+          <w:rStyle w:val="NormalTok"/>
+        </w:rPr>
+        <w:t xml:space="preserve">    ggplot2</w:t>
+      </w:r>
+      <w:r>
+        <w:rPr>
+          <w:rStyle w:val="SpecialCharTok"/>
+        </w:rPr>
+        <w:t xml:space="preserve">::</w:t>
+      </w:r>
+      <w:r>
+        <w:rPr>
+          <w:rStyle w:val="FunctionTok"/>
+        </w:rPr>
+        <w:t xml:space="preserve">coord_cartesian</w:t>
+      </w:r>
+      <w:r>
+        <w:rPr>
+          <w:rStyle w:val="NormalTok"/>
+        </w:rPr>
+        <w:t xml:space="preserve">(</w:t>
+      </w:r>
+      <w:r>
+        <w:rPr>
+          <w:rStyle w:val="AttributeTok"/>
+        </w:rPr>
+        <w:t xml:space="preserve">xlim =</w:t>
+      </w:r>
+      <w:r>
+        <w:rPr>
+          <w:rStyle w:val="NormalTok"/>
+        </w:rPr>
+        <w:t xml:space="preserve"> wt_range, </w:t>
+      </w:r>
+      <w:r>
+        <w:rPr>
+          <w:rStyle w:val="AttributeTok"/>
+        </w:rPr>
+        <w:t xml:space="preserve">ylim =</w:t>
+      </w:r>
+      <w:r>
+        <w:rPr>
+          <w:rStyle w:val="NormalTok"/>
+        </w:rPr>
+        <w:t xml:space="preserve"> mpg_range) </w:t>
+      </w:r>
+      <w:r>
+        <w:rPr>
+          <w:rStyle w:val="SpecialCharTok"/>
+        </w:rPr>
+        <w:t xml:space="preserve">+</w:t>
+      </w:r>
+      <w:r>
+        <w:br/>
+      </w:r>
+      <w:r>
+        <w:rPr>
+          <w:rStyle w:val="NormalTok"/>
+        </w:rPr>
+        <w:t xml:space="preserve">    ggplot2</w:t>
+      </w:r>
+      <w:r>
+        <w:rPr>
+          <w:rStyle w:val="SpecialCharTok"/>
+        </w:rPr>
+        <w:t xml:space="preserve">::</w:t>
+      </w:r>
+      <w:r>
+        <w:rPr>
+          <w:rStyle w:val="FunctionTok"/>
+        </w:rPr>
+        <w:t xml:space="preserve">labs</w:t>
+      </w:r>
+      <w:r>
+        <w:rPr>
+          <w:rStyle w:val="NormalTok"/>
+        </w:rPr>
+        <w:t xml:space="preserve">(</w:t>
+      </w:r>
+      <w:r>
+        <w:rPr>
+          <w:rStyle w:val="AttributeTok"/>
+        </w:rPr>
+        <w:t xml:space="preserve">color =</w:t>
+      </w:r>
+      <w:r>
+        <w:rPr>
+          <w:rStyle w:val="NormalTok"/>
+        </w:rPr>
+        <w:t xml:space="preserve"> </w:t>
+      </w:r>
+      <w:r>
+        <w:rPr>
+          <w:rStyle w:val="ConstantTok"/>
+        </w:rPr>
+        <w:t xml:space="preserve">NULL</w:t>
+      </w:r>
+      <w:r>
+        <w:rPr>
+          <w:rStyle w:val="NormalTok"/>
+        </w:rPr>
+        <w:t xml:space="preserve">, </w:t>
+      </w:r>
+      <w:r>
+        <w:rPr>
+          <w:rStyle w:val="AttributeTok"/>
+        </w:rPr>
+        <w:t xml:space="preserve">shape =</w:t>
+      </w:r>
+      <w:r>
+        <w:rPr>
+          <w:rStyle w:val="NormalTok"/>
+        </w:rPr>
+        <w:t xml:space="preserve"> </w:t>
+      </w:r>
+      <w:r>
+        <w:rPr>
+          <w:rStyle w:val="ConstantTok"/>
+        </w:rPr>
+        <w:t xml:space="preserve">NULL</w:t>
+      </w:r>
+      <w:r>
+        <w:rPr>
+          <w:rStyle w:val="NormalTok"/>
+        </w:rPr>
+        <w:t xml:space="preserve">, </w:t>
+      </w:r>
+      <w:r>
+        <w:rPr>
+          <w:rStyle w:val="AttributeTok"/>
+        </w:rPr>
+        <w:t xml:space="preserve">linetype =</w:t>
+      </w:r>
+      <w:r>
+        <w:rPr>
+          <w:rStyle w:val="NormalTok"/>
+        </w:rPr>
+        <w:t xml:space="preserve"> </w:t>
+      </w:r>
+      <w:r>
+        <w:rPr>
+          <w:rStyle w:val="ConstantTok"/>
+        </w:rPr>
+        <w:t xml:space="preserve">NULL</w:t>
+      </w:r>
+      <w:r>
+        <w:rPr>
+          <w:rStyle w:val="NormalTok"/>
+        </w:rPr>
+        <w:t xml:space="preserve">) </w:t>
+      </w:r>
+      <w:r>
+        <w:rPr>
+          <w:rStyle w:val="SpecialCharTok"/>
+        </w:rPr>
+        <w:t xml:space="preserve">+</w:t>
+      </w:r>
+      <w:r>
+        <w:br/>
+      </w:r>
+      <w:r>
+        <w:rPr>
+          <w:rStyle w:val="NormalTok"/>
+        </w:rPr>
+        <w:t xml:space="preserve">    ggplot2</w:t>
+      </w:r>
+      <w:r>
+        <w:rPr>
+          <w:rStyle w:val="SpecialCharTok"/>
+        </w:rPr>
+        <w:t xml:space="preserve">::</w:t>
+      </w:r>
+      <w:r>
+        <w:rPr>
+          <w:rStyle w:val="FunctionTok"/>
+        </w:rPr>
+        <w:t xml:space="preserve">theme_minimal</w:t>
+      </w:r>
+      <w:r>
+        <w:rPr>
+          <w:rStyle w:val="NormalTok"/>
+        </w:rPr>
+        <w:t xml:space="preserve">() </w:t>
+      </w:r>
+      <w:r>
+        <w:rPr>
+          <w:rStyle w:val="SpecialCharTok"/>
+        </w:rPr>
+        <w:t xml:space="preserve">+</w:t>
+      </w:r>
+      <w:r>
+        <w:br/>
+      </w:r>
+      <w:r>
+        <w:rPr>
+          <w:rStyle w:val="NormalTok"/>
+        </w:rPr>
+        <w:t xml:space="preserve">    ggplot2</w:t>
+      </w:r>
+      <w:r>
+        <w:rPr>
+          <w:rStyle w:val="SpecialCharTok"/>
+        </w:rPr>
+        <w:t xml:space="preserve">::</w:t>
+      </w:r>
+      <w:r>
+        <w:rPr>
+          <w:rStyle w:val="FunctionTok"/>
+        </w:rPr>
+        <w:t xml:space="preserve">theme</w:t>
+      </w:r>
+      <w:r>
+        <w:rPr>
+          <w:rStyle w:val="NormalTok"/>
+        </w:rPr>
+        <w:t xml:space="preserve">(</w:t>
+      </w:r>
+      <w:r>
+        <w:br/>
+      </w:r>
+      <w:r>
+        <w:rPr>
+          <w:rStyle w:val="NormalTok"/>
+        </w:rPr>
+        <w:t xml:space="preserve">      </w:t>
+      </w:r>
+      <w:r>
+        <w:rPr>
+          <w:rStyle w:val="AttributeTok"/>
+        </w:rPr>
+        <w:t xml:space="preserve">legend.position =</w:t>
+      </w:r>
+      <w:r>
+        <w:rPr>
+          <w:rStyle w:val="NormalTok"/>
+        </w:rPr>
+        <w:t xml:space="preserve"> </w:t>
+      </w:r>
+      <w:r>
+        <w:rPr>
+          <w:rStyle w:val="StringTok"/>
+        </w:rPr>
+        <w:t xml:space="preserve">"inside"</w:t>
       </w:r>
       <w:r>
         <w:rPr>
@@ -24581,31 +26063,55 @@
         <w:rPr>
           <w:rStyle w:val="NormalTok"/>
         </w:rPr>
-        <w:t xml:space="preserve">    </w:t>
+        <w:t xml:space="preserve">      </w:t>
       </w:r>
       <w:r>
         <w:rPr>
           <w:rStyle w:val="AttributeTok"/>
         </w:rPr>
-        <w:t xml:space="preserve">ylab =</w:t>
-      </w:r>
-      <w:r>
-        <w:rPr>
-          <w:rStyle w:val="NormalTok"/>
-        </w:rPr>
-        <w:t xml:space="preserve"> </w:t>
-      </w:r>
-      <w:r>
-        <w:rPr>
-          <w:rStyle w:val="StringTok"/>
-        </w:rPr>
-        <w:t xml:space="preserve">"mpg"</w:t>
-      </w:r>
-      <w:r>
-        <w:rPr>
-          <w:rStyle w:val="NormalTok"/>
-        </w:rPr>
-        <w:t xml:space="preserve">,</w:t>
+        <w:t xml:space="preserve">legend.position.inside =</w:t>
+      </w:r>
+      <w:r>
+        <w:rPr>
+          <w:rStyle w:val="NormalTok"/>
+        </w:rPr>
+        <w:t xml:space="preserve"> </w:t>
+      </w:r>
+      <w:r>
+        <w:rPr>
+          <w:rStyle w:val="FunctionTok"/>
+        </w:rPr>
+        <w:t xml:space="preserve">c</w:t>
+      </w:r>
+      <w:r>
+        <w:rPr>
+          <w:rStyle w:val="NormalTok"/>
+        </w:rPr>
+        <w:t xml:space="preserve">(</w:t>
+      </w:r>
+      <w:r>
+        <w:rPr>
+          <w:rStyle w:val="FloatTok"/>
+        </w:rPr>
+        <w:t xml:space="preserve">0.85</w:t>
+      </w:r>
+      <w:r>
+        <w:rPr>
+          <w:rStyle w:val="NormalTok"/>
+        </w:rPr>
+        <w:t xml:space="preserve">, </w:t>
+      </w:r>
+      <w:r>
+        <w:rPr>
+          <w:rStyle w:val="FloatTok"/>
+        </w:rPr>
+        <w:t xml:space="preserve">0.8</w:t>
+      </w:r>
+      <w:r>
+        <w:rPr>
+          <w:rStyle w:val="NormalTok"/>
+        </w:rPr>
+        <w:t xml:space="preserve">)</w:t>
       </w:r>
       <w:r>
         <w:br/>
@@ -24614,31 +26120,7 @@
         <w:rPr>
           <w:rStyle w:val="NormalTok"/>
         </w:rPr>
-        <w:t xml:space="preserve">    </w:t>
-      </w:r>
-      <w:r>
-        <w:rPr>
-          <w:rStyle w:val="AttributeTok"/>
-        </w:rPr>
-        <w:t xml:space="preserve">pch =</w:t>
-      </w:r>
-      <w:r>
-        <w:rPr>
-          <w:rStyle w:val="NormalTok"/>
-        </w:rPr>
-        <w:t xml:space="preserve"> partition_shapes[[</w:t>
-      </w:r>
-      <w:r>
-        <w:rPr>
-          <w:rStyle w:val="StringTok"/>
-        </w:rPr>
-        <w:t xml:space="preserve">"training"</w:t>
-      </w:r>
-      <w:r>
-        <w:rPr>
-          <w:rStyle w:val="NormalTok"/>
-        </w:rPr>
-        <w:t xml:space="preserve">]],</w:t>
+        <w:t xml:space="preserve">    )</w:t>
       </w:r>
       <w:r>
         <w:br/>
@@ -24647,919 +26129,13 @@
         <w:rPr>
           <w:rStyle w:val="NormalTok"/>
         </w:rPr>
-        <w:t xml:space="preserve">    </w:t>
-      </w:r>
-      <w:r>
-        <w:rPr>
-          <w:rStyle w:val="AttributeTok"/>
-        </w:rPr>
-        <w:t xml:space="preserve">xlim =</w:t>
-      </w:r>
-      <w:r>
-        <w:rPr>
-          <w:rStyle w:val="NormalTok"/>
-        </w:rPr>
-        <w:t xml:space="preserve"> wt_range,</w:t>
-      </w:r>
-      <w:r>
-        <w:br/>
-      </w:r>
-      <w:r>
-        <w:rPr>
-          <w:rStyle w:val="NormalTok"/>
-        </w:rPr>
-        <w:t xml:space="preserve">    </w:t>
-      </w:r>
-      <w:r>
-        <w:rPr>
-          <w:rStyle w:val="AttributeTok"/>
-        </w:rPr>
-        <w:t xml:space="preserve">ylim =</w:t>
-      </w:r>
-      <w:r>
-        <w:rPr>
-          <w:rStyle w:val="NormalTok"/>
-        </w:rPr>
-        <w:t xml:space="preserve"> mpg_range,</w:t>
-      </w:r>
-      <w:r>
-        <w:br/>
-      </w:r>
-      <w:r>
-        <w:rPr>
-          <w:rStyle w:val="NormalTok"/>
-        </w:rPr>
-        <w:t xml:space="preserve">    </w:t>
-      </w:r>
-      <w:r>
-        <w:rPr>
-          <w:rStyle w:val="AttributeTok"/>
-        </w:rPr>
-        <w:t xml:space="preserve">col =</w:t>
-      </w:r>
-      <w:r>
-        <w:rPr>
-          <w:rStyle w:val="NormalTok"/>
-        </w:rPr>
-        <w:t xml:space="preserve"> partition_colors[[</w:t>
-      </w:r>
-      <w:r>
-        <w:rPr>
-          <w:rStyle w:val="StringTok"/>
-        </w:rPr>
-        <w:t xml:space="preserve">"training"</w:t>
-      </w:r>
-      <w:r>
-        <w:rPr>
-          <w:rStyle w:val="NormalTok"/>
-        </w:rPr>
-        <w:t xml:space="preserve">]]</w:t>
-      </w:r>
-      <w:r>
-        <w:br/>
-      </w:r>
-      <w:r>
-        <w:rPr>
-          <w:rStyle w:val="NormalTok"/>
-        </w:rPr>
-        <w:t xml:space="preserve">  )</w:t>
-      </w:r>
-      <w:r>
-        <w:br/>
-      </w:r>
-      <w:r>
-        <w:rPr>
-          <w:rStyle w:val="NormalTok"/>
-        </w:rPr>
         <w:t xml:space="preserve">  </w:t>
       </w:r>
       <w:r>
         <w:rPr>
-          <w:rStyle w:val="FunctionTok"/>
-        </w:rPr>
-        <w:t xml:space="preserve">points</w:t>
-      </w:r>
-      <w:r>
-        <w:rPr>
-          <w:rStyle w:val="NormalTok"/>
-        </w:rPr>
-        <w:t xml:space="preserve">(</w:t>
-      </w:r>
-      <w:r>
-        <w:br/>
-      </w:r>
-      <w:r>
-        <w:rPr>
-          <w:rStyle w:val="NormalTok"/>
-        </w:rPr>
-        <w:t xml:space="preserve">    valid_dat</w:t>
-      </w:r>
-      <w:r>
-        <w:rPr>
-          <w:rStyle w:val="SpecialCharTok"/>
-        </w:rPr>
-        <w:t xml:space="preserve">$</w:t>
-      </w:r>
-      <w:r>
-        <w:rPr>
-          <w:rStyle w:val="NormalTok"/>
-        </w:rPr>
-        <w:t xml:space="preserve">wt,</w:t>
-      </w:r>
-      <w:r>
-        <w:br/>
-      </w:r>
-      <w:r>
-        <w:rPr>
-          <w:rStyle w:val="NormalTok"/>
-        </w:rPr>
-        <w:t xml:space="preserve">    valid_dat</w:t>
-      </w:r>
-      <w:r>
-        <w:rPr>
-          <w:rStyle w:val="SpecialCharTok"/>
-        </w:rPr>
-        <w:t xml:space="preserve">$</w:t>
-      </w:r>
-      <w:r>
-        <w:rPr>
-          <w:rStyle w:val="NormalTok"/>
-        </w:rPr>
-        <w:t xml:space="preserve">mpg,</w:t>
-      </w:r>
-      <w:r>
-        <w:br/>
-      </w:r>
-      <w:r>
-        <w:rPr>
-          <w:rStyle w:val="NormalTok"/>
-        </w:rPr>
-        <w:t xml:space="preserve">    </w:t>
-      </w:r>
-      <w:r>
-        <w:rPr>
-          <w:rStyle w:val="AttributeTok"/>
-        </w:rPr>
-        <w:t xml:space="preserve">pch =</w:t>
-      </w:r>
-      <w:r>
-        <w:rPr>
-          <w:rStyle w:val="NormalTok"/>
-        </w:rPr>
-        <w:t xml:space="preserve"> partition_shapes[[</w:t>
-      </w:r>
-      <w:r>
-        <w:rPr>
-          <w:rStyle w:val="StringTok"/>
-        </w:rPr>
-        <w:t xml:space="preserve">"validation"</w:t>
-      </w:r>
-      <w:r>
-        <w:rPr>
-          <w:rStyle w:val="NormalTok"/>
-        </w:rPr>
-        <w:t xml:space="preserve">]],</w:t>
-      </w:r>
-      <w:r>
-        <w:br/>
-      </w:r>
-      <w:r>
-        <w:rPr>
-          <w:rStyle w:val="NormalTok"/>
-        </w:rPr>
-        <w:t xml:space="preserve">    </w:t>
-      </w:r>
-      <w:r>
-        <w:rPr>
-          <w:rStyle w:val="AttributeTok"/>
-        </w:rPr>
-        <w:t xml:space="preserve">col =</w:t>
-      </w:r>
-      <w:r>
-        <w:rPr>
-          <w:rStyle w:val="NormalTok"/>
-        </w:rPr>
-        <w:t xml:space="preserve"> partition_colors[[</w:t>
-      </w:r>
-      <w:r>
-        <w:rPr>
-          <w:rStyle w:val="StringTok"/>
-        </w:rPr>
-        <w:t xml:space="preserve">"validation"</w:t>
-      </w:r>
-      <w:r>
-        <w:rPr>
-          <w:rStyle w:val="NormalTok"/>
-        </w:rPr>
-        <w:t xml:space="preserve">]]</w:t>
-      </w:r>
-      <w:r>
-        <w:br/>
-      </w:r>
-      <w:r>
-        <w:rPr>
-          <w:rStyle w:val="NormalTok"/>
-        </w:rPr>
-        <w:t xml:space="preserve">  )</w:t>
-      </w:r>
-      <w:r>
-        <w:br/>
-      </w:r>
-      <w:r>
-        <w:rPr>
-          <w:rStyle w:val="NormalTok"/>
-        </w:rPr>
-        <w:t xml:space="preserve">  </w:t>
-      </w:r>
-      <w:r>
-        <w:rPr>
-          <w:rStyle w:val="FunctionTok"/>
-        </w:rPr>
-        <w:t xml:space="preserve">points</w:t>
-      </w:r>
-      <w:r>
-        <w:rPr>
-          <w:rStyle w:val="NormalTok"/>
-        </w:rPr>
-        <w:t xml:space="preserve">(</w:t>
-      </w:r>
-      <w:r>
-        <w:br/>
-      </w:r>
-      <w:r>
-        <w:rPr>
-          <w:rStyle w:val="NormalTok"/>
-        </w:rPr>
-        <w:t xml:space="preserve">    test_dat</w:t>
-      </w:r>
-      <w:r>
-        <w:rPr>
-          <w:rStyle w:val="SpecialCharTok"/>
-        </w:rPr>
-        <w:t xml:space="preserve">$</w:t>
-      </w:r>
-      <w:r>
-        <w:rPr>
-          <w:rStyle w:val="NormalTok"/>
-        </w:rPr>
-        <w:t xml:space="preserve">wt,</w:t>
-      </w:r>
-      <w:r>
-        <w:br/>
-      </w:r>
-      <w:r>
-        <w:rPr>
-          <w:rStyle w:val="NormalTok"/>
-        </w:rPr>
-        <w:t xml:space="preserve">    test_dat</w:t>
-      </w:r>
-      <w:r>
-        <w:rPr>
-          <w:rStyle w:val="SpecialCharTok"/>
-        </w:rPr>
-        <w:t xml:space="preserve">$</w:t>
-      </w:r>
-      <w:r>
-        <w:rPr>
-          <w:rStyle w:val="NormalTok"/>
-        </w:rPr>
-        <w:t xml:space="preserve">mpg,</w:t>
-      </w:r>
-      <w:r>
-        <w:br/>
-      </w:r>
-      <w:r>
-        <w:rPr>
-          <w:rStyle w:val="NormalTok"/>
-        </w:rPr>
-        <w:t xml:space="preserve">    </w:t>
-      </w:r>
-      <w:r>
-        <w:rPr>
-          <w:rStyle w:val="AttributeTok"/>
-        </w:rPr>
-        <w:t xml:space="preserve">pch =</w:t>
-      </w:r>
-      <w:r>
-        <w:rPr>
-          <w:rStyle w:val="NormalTok"/>
-        </w:rPr>
-        <w:t xml:space="preserve"> partition_shapes[[</w:t>
-      </w:r>
-      <w:r>
-        <w:rPr>
-          <w:rStyle w:val="StringTok"/>
-        </w:rPr>
-        <w:t xml:space="preserve">"test"</w:t>
-      </w:r>
-      <w:r>
-        <w:rPr>
-          <w:rStyle w:val="NormalTok"/>
-        </w:rPr>
-        <w:t xml:space="preserve">]],</w:t>
-      </w:r>
-      <w:r>
-        <w:br/>
-      </w:r>
-      <w:r>
-        <w:rPr>
-          <w:rStyle w:val="NormalTok"/>
-        </w:rPr>
-        <w:t xml:space="preserve">    </w:t>
-      </w:r>
-      <w:r>
-        <w:rPr>
-          <w:rStyle w:val="AttributeTok"/>
-        </w:rPr>
-        <w:t xml:space="preserve">col =</w:t>
-      </w:r>
-      <w:r>
-        <w:rPr>
-          <w:rStyle w:val="NormalTok"/>
-        </w:rPr>
-        <w:t xml:space="preserve"> partition_colors[[</w:t>
-      </w:r>
-      <w:r>
-        <w:rPr>
-          <w:rStyle w:val="StringTok"/>
-        </w:rPr>
-        <w:t xml:space="preserve">"test"</w:t>
-      </w:r>
-      <w:r>
-        <w:rPr>
-          <w:rStyle w:val="NormalTok"/>
-        </w:rPr>
-        <w:t xml:space="preserve">]]</w:t>
-      </w:r>
-      <w:r>
-        <w:br/>
-      </w:r>
-      <w:r>
-        <w:rPr>
-          <w:rStyle w:val="NormalTok"/>
-        </w:rPr>
-        <w:t xml:space="preserve">  )</w:t>
-      </w:r>
-      <w:r>
-        <w:br/>
-      </w:r>
-      <w:r>
-        <w:rPr>
-          <w:rStyle w:val="NormalTok"/>
-        </w:rPr>
-        <w:t xml:space="preserve">  fitted_curve </w:t>
-      </w:r>
-      <w:r>
-        <w:rPr>
-          <w:rStyle w:val="OtherTok"/>
-        </w:rPr>
-        <w:t xml:space="preserve">&lt;-</w:t>
-      </w:r>
-      <w:r>
-        <w:rPr>
-          <w:rStyle w:val="NormalTok"/>
-        </w:rPr>
-        <w:t xml:space="preserve"> </w:t>
-      </w:r>
-      <w:r>
-        <w:rPr>
-          <w:rStyle w:val="FunctionTok"/>
-        </w:rPr>
-        <w:t xml:space="preserve">predict</w:t>
-      </w:r>
-      <w:r>
-        <w:rPr>
-          <w:rStyle w:val="NormalTok"/>
-        </w:rPr>
-        <w:t xml:space="preserve">(model, </w:t>
-      </w:r>
-      <w:r>
-        <w:rPr>
-          <w:rStyle w:val="AttributeTok"/>
-        </w:rPr>
-        <w:t xml:space="preserve">newdata =</w:t>
-      </w:r>
-      <w:r>
-        <w:rPr>
-          <w:rStyle w:val="NormalTok"/>
-        </w:rPr>
-        <w:t xml:space="preserve"> </w:t>
-      </w:r>
-      <w:r>
-        <w:rPr>
-          <w:rStyle w:val="FunctionTok"/>
-        </w:rPr>
-        <w:t xml:space="preserve">data.frame</w:t>
-      </w:r>
-      <w:r>
-        <w:rPr>
-          <w:rStyle w:val="NormalTok"/>
-        </w:rPr>
-        <w:t xml:space="preserve">(</w:t>
-      </w:r>
-      <w:r>
-        <w:rPr>
-          <w:rStyle w:val="AttributeTok"/>
-        </w:rPr>
-        <w:t xml:space="preserve">wt =</w:t>
-      </w:r>
-      <w:r>
-        <w:rPr>
-          <w:rStyle w:val="NormalTok"/>
-        </w:rPr>
-        <w:t xml:space="preserve"> wt_grid))</w:t>
-      </w:r>
-      <w:r>
-        <w:br/>
-      </w:r>
-      <w:r>
-        <w:rPr>
-          <w:rStyle w:val="NormalTok"/>
-        </w:rPr>
-        <w:t xml:space="preserve">  </w:t>
-      </w:r>
-      <w:r>
-        <w:rPr>
-          <w:rStyle w:val="FunctionTok"/>
-        </w:rPr>
-        <w:t xml:space="preserve">lines</w:t>
-      </w:r>
-      <w:r>
-        <w:rPr>
-          <w:rStyle w:val="NormalTok"/>
-        </w:rPr>
-        <w:t xml:space="preserve">(wt_grid, fitted_curve, </w:t>
-      </w:r>
-      <w:r>
-        <w:rPr>
-          <w:rStyle w:val="AttributeTok"/>
-        </w:rPr>
-        <w:t xml:space="preserve">col =</w:t>
-      </w:r>
-      <w:r>
-        <w:rPr>
-          <w:rStyle w:val="NormalTok"/>
-        </w:rPr>
-        <w:t xml:space="preserve"> </w:t>
-      </w:r>
-      <w:r>
-        <w:rPr>
-          <w:rStyle w:val="StringTok"/>
-        </w:rPr>
-        <w:t xml:space="preserve">"blue"</w:t>
-      </w:r>
-      <w:r>
-        <w:rPr>
-          <w:rStyle w:val="NormalTok"/>
-        </w:rPr>
-        <w:t xml:space="preserve">, </w:t>
-      </w:r>
-      <w:r>
-        <w:rPr>
-          <w:rStyle w:val="AttributeTok"/>
-        </w:rPr>
-        <w:t xml:space="preserve">lwd =</w:t>
-      </w:r>
-      <w:r>
-        <w:rPr>
-          <w:rStyle w:val="NormalTok"/>
-        </w:rPr>
-        <w:t xml:space="preserve"> </w:t>
-      </w:r>
-      <w:r>
-        <w:rPr>
-          <w:rStyle w:val="DecValTok"/>
-        </w:rPr>
-        <w:t xml:space="preserve">2</w:t>
-      </w:r>
-      <w:r>
-        <w:rPr>
-          <w:rStyle w:val="NormalTok"/>
-        </w:rPr>
-        <w:t xml:space="preserve">)</w:t>
-      </w:r>
-      <w:r>
-        <w:br/>
-      </w:r>
-      <w:r>
-        <w:rPr>
-          <w:rStyle w:val="NormalTok"/>
-        </w:rPr>
-        <w:t xml:space="preserve">  </w:t>
-      </w:r>
-      <w:r>
-        <w:rPr>
-          <w:rStyle w:val="FunctionTok"/>
-        </w:rPr>
-        <w:t xml:space="preserve">legend</w:t>
-      </w:r>
-      <w:r>
-        <w:rPr>
-          <w:rStyle w:val="NormalTok"/>
-        </w:rPr>
-        <w:t xml:space="preserve">(</w:t>
-      </w:r>
-      <w:r>
-        <w:br/>
-      </w:r>
-      <w:r>
-        <w:rPr>
-          <w:rStyle w:val="NormalTok"/>
-        </w:rPr>
-        <w:t xml:space="preserve">    </w:t>
-      </w:r>
-      <w:r>
-        <w:rPr>
-          <w:rStyle w:val="StringTok"/>
-        </w:rPr>
-        <w:t xml:space="preserve">"topright"</w:t>
-      </w:r>
-      <w:r>
-        <w:rPr>
-          <w:rStyle w:val="NormalTok"/>
-        </w:rPr>
-        <w:t xml:space="preserve">,</w:t>
-      </w:r>
-      <w:r>
-        <w:br/>
-      </w:r>
-      <w:r>
-        <w:rPr>
-          <w:rStyle w:val="NormalTok"/>
-        </w:rPr>
-        <w:t xml:space="preserve">    </w:t>
-      </w:r>
-      <w:r>
-        <w:rPr>
-          <w:rStyle w:val="AttributeTok"/>
-        </w:rPr>
-        <w:t xml:space="preserve">legend =</w:t>
-      </w:r>
-      <w:r>
-        <w:rPr>
-          <w:rStyle w:val="NormalTok"/>
-        </w:rPr>
-        <w:t xml:space="preserve"> </w:t>
-      </w:r>
-      <w:r>
-        <w:rPr>
-          <w:rStyle w:val="FunctionTok"/>
-        </w:rPr>
-        <w:t xml:space="preserve">c</w:t>
-      </w:r>
-      <w:r>
-        <w:rPr>
-          <w:rStyle w:val="NormalTok"/>
-        </w:rPr>
-        <w:t xml:space="preserve">(</w:t>
-      </w:r>
-      <w:r>
-        <w:rPr>
-          <w:rStyle w:val="StringTok"/>
-        </w:rPr>
-        <w:t xml:space="preserve">"training"</w:t>
-      </w:r>
-      <w:r>
-        <w:rPr>
-          <w:rStyle w:val="NormalTok"/>
-        </w:rPr>
-        <w:t xml:space="preserve">, </w:t>
-      </w:r>
-      <w:r>
-        <w:rPr>
-          <w:rStyle w:val="StringTok"/>
-        </w:rPr>
-        <w:t xml:space="preserve">"validation"</w:t>
-      </w:r>
-      <w:r>
-        <w:rPr>
-          <w:rStyle w:val="NormalTok"/>
-        </w:rPr>
-        <w:t xml:space="preserve">, </w:t>
-      </w:r>
-      <w:r>
-        <w:rPr>
-          <w:rStyle w:val="StringTok"/>
-        </w:rPr>
-        <w:t xml:space="preserve">"test"</w:t>
-      </w:r>
-      <w:r>
-        <w:rPr>
-          <w:rStyle w:val="NormalTok"/>
-        </w:rPr>
-        <w:t xml:space="preserve">, fit_label),</w:t>
-      </w:r>
-      <w:r>
-        <w:br/>
-      </w:r>
-      <w:r>
-        <w:rPr>
-          <w:rStyle w:val="NormalTok"/>
-        </w:rPr>
-        <w:t xml:space="preserve">    </w:t>
-      </w:r>
-      <w:r>
-        <w:rPr>
-          <w:rStyle w:val="AttributeTok"/>
-        </w:rPr>
-        <w:t xml:space="preserve">col =</w:t>
-      </w:r>
-      <w:r>
-        <w:rPr>
-          <w:rStyle w:val="NormalTok"/>
-        </w:rPr>
-        <w:t xml:space="preserve"> </w:t>
-      </w:r>
-      <w:r>
-        <w:rPr>
-          <w:rStyle w:val="FunctionTok"/>
-        </w:rPr>
-        <w:t xml:space="preserve">c</w:t>
-      </w:r>
-      <w:r>
-        <w:rPr>
-          <w:rStyle w:val="NormalTok"/>
-        </w:rPr>
-        <w:t xml:space="preserve">(</w:t>
-      </w:r>
-      <w:r>
-        <w:rPr>
-          <w:rStyle w:val="FunctionTok"/>
-        </w:rPr>
-        <w:t xml:space="preserve">unname</w:t>
-      </w:r>
-      <w:r>
-        <w:rPr>
-          <w:rStyle w:val="NormalTok"/>
-        </w:rPr>
-        <w:t xml:space="preserve">(partition_colors), </w:t>
-      </w:r>
-      <w:r>
-        <w:rPr>
-          <w:rStyle w:val="StringTok"/>
-        </w:rPr>
-        <w:t xml:space="preserve">"blue"</w:t>
-      </w:r>
-      <w:r>
-        <w:rPr>
-          <w:rStyle w:val="NormalTok"/>
-        </w:rPr>
-        <w:t xml:space="preserve">),</w:t>
-      </w:r>
-      <w:r>
-        <w:br/>
-      </w:r>
-      <w:r>
-        <w:rPr>
-          <w:rStyle w:val="NormalTok"/>
-        </w:rPr>
-        <w:t xml:space="preserve">    </w:t>
-      </w:r>
-      <w:r>
-        <w:rPr>
-          <w:rStyle w:val="AttributeTok"/>
-        </w:rPr>
-        <w:t xml:space="preserve">pch =</w:t>
-      </w:r>
-      <w:r>
-        <w:rPr>
-          <w:rStyle w:val="NormalTok"/>
-        </w:rPr>
-        <w:t xml:space="preserve"> </w:t>
-      </w:r>
-      <w:r>
-        <w:rPr>
-          <w:rStyle w:val="FunctionTok"/>
-        </w:rPr>
-        <w:t xml:space="preserve">c</w:t>
-      </w:r>
-      <w:r>
-        <w:rPr>
-          <w:rStyle w:val="NormalTok"/>
-        </w:rPr>
-        <w:t xml:space="preserve">(</w:t>
-      </w:r>
-      <w:r>
-        <w:rPr>
-          <w:rStyle w:val="FunctionTok"/>
-        </w:rPr>
-        <w:t xml:space="preserve">unname</w:t>
-      </w:r>
-      <w:r>
-        <w:rPr>
-          <w:rStyle w:val="NormalTok"/>
-        </w:rPr>
-        <w:t xml:space="preserve">(partition_shapes), </w:t>
-      </w:r>
-      <w:r>
-        <w:rPr>
-          <w:rStyle w:val="ConstantTok"/>
-        </w:rPr>
-        <w:t xml:space="preserve">NA</w:t>
-      </w:r>
-      <w:r>
-        <w:rPr>
-          <w:rStyle w:val="NormalTok"/>
-        </w:rPr>
-        <w:t xml:space="preserve">),</w:t>
-      </w:r>
-      <w:r>
-        <w:br/>
-      </w:r>
-      <w:r>
-        <w:rPr>
-          <w:rStyle w:val="NormalTok"/>
-        </w:rPr>
-        <w:t xml:space="preserve">    </w:t>
-      </w:r>
-      <w:r>
-        <w:rPr>
-          <w:rStyle w:val="AttributeTok"/>
-        </w:rPr>
-        <w:t xml:space="preserve">lty =</w:t>
-      </w:r>
-      <w:r>
-        <w:rPr>
-          <w:rStyle w:val="NormalTok"/>
-        </w:rPr>
-        <w:t xml:space="preserve"> </w:t>
-      </w:r>
-      <w:r>
-        <w:rPr>
-          <w:rStyle w:val="FunctionTok"/>
-        </w:rPr>
-        <w:t xml:space="preserve">c</w:t>
-      </w:r>
-      <w:r>
-        <w:rPr>
-          <w:rStyle w:val="NormalTok"/>
-        </w:rPr>
-        <w:t xml:space="preserve">(</w:t>
-      </w:r>
-      <w:r>
-        <w:rPr>
-          <w:rStyle w:val="ConstantTok"/>
-        </w:rPr>
-        <w:t xml:space="preserve">NA</w:t>
-      </w:r>
-      <w:r>
-        <w:rPr>
-          <w:rStyle w:val="NormalTok"/>
-        </w:rPr>
-        <w:t xml:space="preserve">, </w:t>
-      </w:r>
-      <w:r>
-        <w:rPr>
-          <w:rStyle w:val="ConstantTok"/>
-        </w:rPr>
-        <w:t xml:space="preserve">NA</w:t>
-      </w:r>
-      <w:r>
-        <w:rPr>
-          <w:rStyle w:val="NormalTok"/>
-        </w:rPr>
-        <w:t xml:space="preserve">, </w:t>
-      </w:r>
-      <w:r>
-        <w:rPr>
-          <w:rStyle w:val="ConstantTok"/>
-        </w:rPr>
-        <w:t xml:space="preserve">NA</w:t>
-      </w:r>
-      <w:r>
-        <w:rPr>
-          <w:rStyle w:val="NormalTok"/>
-        </w:rPr>
-        <w:t xml:space="preserve">, </w:t>
-      </w:r>
-      <w:r>
-        <w:rPr>
-          <w:rStyle w:val="DecValTok"/>
-        </w:rPr>
-        <w:t xml:space="preserve">1</w:t>
-      </w:r>
-      <w:r>
-        <w:rPr>
-          <w:rStyle w:val="NormalTok"/>
-        </w:rPr>
-        <w:t xml:space="preserve">),</w:t>
-      </w:r>
-      <w:r>
-        <w:br/>
-      </w:r>
-      <w:r>
-        <w:rPr>
-          <w:rStyle w:val="NormalTok"/>
-        </w:rPr>
-        <w:t xml:space="preserve">    </w:t>
-      </w:r>
-      <w:r>
-        <w:rPr>
-          <w:rStyle w:val="AttributeTok"/>
-        </w:rPr>
-        <w:t xml:space="preserve">lwd =</w:t>
-      </w:r>
-      <w:r>
-        <w:rPr>
-          <w:rStyle w:val="NormalTok"/>
-        </w:rPr>
-        <w:t xml:space="preserve"> </w:t>
-      </w:r>
-      <w:r>
-        <w:rPr>
-          <w:rStyle w:val="FunctionTok"/>
-        </w:rPr>
-        <w:t xml:space="preserve">c</w:t>
-      </w:r>
-      <w:r>
-        <w:rPr>
-          <w:rStyle w:val="NormalTok"/>
-        </w:rPr>
-        <w:t xml:space="preserve">(</w:t>
-      </w:r>
-      <w:r>
-        <w:rPr>
-          <w:rStyle w:val="ConstantTok"/>
-        </w:rPr>
-        <w:t xml:space="preserve">NA</w:t>
-      </w:r>
-      <w:r>
-        <w:rPr>
-          <w:rStyle w:val="NormalTok"/>
-        </w:rPr>
-        <w:t xml:space="preserve">, </w:t>
-      </w:r>
-      <w:r>
-        <w:rPr>
-          <w:rStyle w:val="ConstantTok"/>
-        </w:rPr>
-        <w:t xml:space="preserve">NA</w:t>
-      </w:r>
-      <w:r>
-        <w:rPr>
-          <w:rStyle w:val="NormalTok"/>
-        </w:rPr>
-        <w:t xml:space="preserve">, </w:t>
-      </w:r>
-      <w:r>
-        <w:rPr>
-          <w:rStyle w:val="ConstantTok"/>
-        </w:rPr>
-        <w:t xml:space="preserve">NA</w:t>
-      </w:r>
-      <w:r>
-        <w:rPr>
-          <w:rStyle w:val="NormalTok"/>
-        </w:rPr>
-        <w:t xml:space="preserve">, </w:t>
-      </w:r>
-      <w:r>
-        <w:rPr>
-          <w:rStyle w:val="DecValTok"/>
-        </w:rPr>
-        <w:t xml:space="preserve">2</w:t>
-      </w:r>
-      <w:r>
-        <w:rPr>
-          <w:rStyle w:val="NormalTok"/>
-        </w:rPr>
-        <w:t xml:space="preserve">),</w:t>
-      </w:r>
-      <w:r>
-        <w:br/>
-      </w:r>
-      <w:r>
-        <w:rPr>
-          <w:rStyle w:val="NormalTok"/>
-        </w:rPr>
-        <w:t xml:space="preserve">    </w:t>
-      </w:r>
-      <w:r>
-        <w:rPr>
-          <w:rStyle w:val="AttributeTok"/>
-        </w:rPr>
-        <w:t xml:space="preserve">bty =</w:t>
-      </w:r>
-      <w:r>
-        <w:rPr>
-          <w:rStyle w:val="NormalTok"/>
-        </w:rPr>
-        <w:t xml:space="preserve"> </w:t>
-      </w:r>
-      <w:r>
-        <w:rPr>
-          <w:rStyle w:val="StringTok"/>
-        </w:rPr>
-        <w:t xml:space="preserve">"n"</w:t>
-      </w:r>
-      <w:r>
-        <w:br/>
-      </w:r>
-      <w:r>
-        <w:rPr>
-          <w:rStyle w:val="NormalTok"/>
-        </w:rPr>
-        <w:t xml:space="preserve">  )</w:t>
+          <w:rStyle w:val="CommentTok"/>
+        </w:rPr>
+        <w:t xml:space="preserve"># nolint end</w:t>
       </w:r>
       <w:r>
         <w:br/>
@@ -35290,19 +35866,25 @@
         <w:rPr>
           <w:rStyle w:val="NormalTok"/>
         </w:rPr>
-        <w:t xml:space="preserve"> sim_errors_cv[sim_errors_cv</w:t>
+        <w:t xml:space="preserve"> dplyr</w:t>
       </w:r>
       <w:r>
         <w:rPr>
           <w:rStyle w:val="SpecialCharTok"/>
         </w:rPr>
-        <w:t xml:space="preserve">$</w:t>
-      </w:r>
-      <w:r>
-        <w:rPr>
-          <w:rStyle w:val="NormalTok"/>
-        </w:rPr>
-        <w:t xml:space="preserve">degree </w:t>
+        <w:t xml:space="preserve">::</w:t>
+      </w:r>
+      <w:r>
+        <w:rPr>
+          <w:rStyle w:val="FunctionTok"/>
+        </w:rPr>
+        <w:t xml:space="preserve">filter</w:t>
+      </w:r>
+      <w:r>
+        <w:rPr>
+          <w:rStyle w:val="NormalTok"/>
+        </w:rPr>
+        <w:t xml:space="preserve">(sim_errors_cv, degree </w:t>
       </w:r>
       <w:r>
         <w:rPr>
@@ -35326,7 +35908,7 @@
         <w:rPr>
           <w:rStyle w:val="NormalTok"/>
         </w:rPr>
-        <w:t xml:space="preserve">(sim_degrees), ]</w:t>
+        <w:t xml:space="preserve">(sim_degrees))</w:t>
       </w:r>
       <w:r>
         <w:br/>
@@ -42919,250 +43501,691 @@
       <w:pPr>
         <w:pStyle w:val="SourceCode"/>
       </w:pPr>
-      <w:r>
-        <w:rPr>
-          <w:rStyle w:val="NormalTok"/>
-        </w:rPr>
-        <w:t xml:space="preserve">loocv_max_diff </w:t>
-      </w:r>
-      <w:r>
-        <w:rPr>
-          <w:rStyle w:val="OtherTok"/>
-        </w:rPr>
-        <w:t xml:space="preserve">&lt;-</w:t>
-      </w:r>
-      <w:r>
-        <w:rPr>
-          <w:rStyle w:val="NormalTok"/>
-        </w:rPr>
-        <w:t xml:space="preserve"> </w:t>
-      </w:r>
-      <w:r>
-        <w:rPr>
-          <w:rStyle w:val="FunctionTok"/>
-        </w:rPr>
-        <w:t xml:space="preserve">max</w:t>
-      </w:r>
-      <w:r>
-        <w:rPr>
-          <w:rStyle w:val="NormalTok"/>
-        </w:rPr>
-        <w:t xml:space="preserve">(</w:t>
-      </w:r>
-      <w:r>
-        <w:rPr>
-          <w:rStyle w:val="FunctionTok"/>
-        </w:rPr>
-        <w:t xml:space="preserve">abs</w:t>
-      </w:r>
-      <w:r>
-        <w:rPr>
-          <w:rStyle w:val="NormalTok"/>
-        </w:rPr>
-        <w:t xml:space="preserve">(mtcars_loocv</w:t>
-      </w:r>
-      <w:r>
-        <w:rPr>
-          <w:rStyle w:val="SpecialCharTok"/>
-        </w:rPr>
-        <w:t xml:space="preserve">$</w:t>
-      </w:r>
-      <w:r>
-        <w:rPr>
-          <w:rStyle w:val="NormalTok"/>
-        </w:rPr>
-        <w:t xml:space="preserve">refitting </w:t>
-      </w:r>
-      <w:r>
-        <w:rPr>
-          <w:rStyle w:val="SpecialCharTok"/>
-        </w:rPr>
-        <w:t xml:space="preserve">-</w:t>
-      </w:r>
-      <w:r>
-        <w:rPr>
-          <w:rStyle w:val="NormalTok"/>
-        </w:rPr>
-        <w:t xml:space="preserve"> mtcars_loocv</w:t>
-      </w:r>
-      <w:r>
-        <w:rPr>
-          <w:rStyle w:val="SpecialCharTok"/>
-        </w:rPr>
-        <w:t xml:space="preserve">$</w:t>
-      </w:r>
-      <w:r>
-        <w:rPr>
-          <w:rStyle w:val="NormalTok"/>
-        </w:rPr>
-        <w:t xml:space="preserve">formula))</w:t>
-      </w:r>
-      <w:r>
-        <w:br/>
-      </w:r>
-      <w:r>
-        <w:rPr>
-          <w:rStyle w:val="NormalTok"/>
-        </w:rPr>
-        <w:t xml:space="preserve">mtcars_best_loocv </w:t>
-      </w:r>
-      <w:r>
-        <w:rPr>
-          <w:rStyle w:val="OtherTok"/>
-        </w:rPr>
-        <w:t xml:space="preserve">&lt;-</w:t>
-      </w:r>
-      <w:r>
-        <w:br/>
-      </w:r>
-      <w:r>
-        <w:rPr>
-          <w:rStyle w:val="NormalTok"/>
-        </w:rPr>
-        <w:t xml:space="preserve">  mtcars_loocv</w:t>
-      </w:r>
-      <w:r>
-        <w:rPr>
-          <w:rStyle w:val="SpecialCharTok"/>
-        </w:rPr>
-        <w:t xml:space="preserve">$</w:t>
-      </w:r>
-      <w:r>
-        <w:rPr>
-          <w:rStyle w:val="NormalTok"/>
-        </w:rPr>
-        <w:t xml:space="preserve">degree[</w:t>
-      </w:r>
-      <w:r>
-        <w:rPr>
-          <w:rStyle w:val="FunctionTok"/>
-        </w:rPr>
-        <w:t xml:space="preserve">which.min</w:t>
-      </w:r>
-      <w:r>
-        <w:rPr>
-          <w:rStyle w:val="NormalTok"/>
-        </w:rPr>
-        <w:t xml:space="preserve">(mtcars_loocv</w:t>
-      </w:r>
-      <w:r>
-        <w:rPr>
-          <w:rStyle w:val="SpecialCharTok"/>
-        </w:rPr>
-        <w:t xml:space="preserve">$</w:t>
-      </w:r>
-      <w:r>
-        <w:rPr>
-          <w:rStyle w:val="NormalTok"/>
-        </w:rPr>
-        <w:t xml:space="preserve">formula)]</w:t>
-      </w:r>
-      <w:r>
-        <w:br/>
-      </w:r>
-      <w:r>
-        <w:rPr>
-          <w:rStyle w:val="FunctionTok"/>
-        </w:rPr>
-        <w:t xml:space="preserve">c</w:t>
-      </w:r>
-      <w:r>
-        <w:rPr>
-          <w:rStyle w:val="NormalTok"/>
-        </w:rPr>
-        <w:t xml:space="preserve">(</w:t>
-      </w:r>
-      <w:r>
-        <w:rPr>
-          <w:rStyle w:val="AttributeTok"/>
-        </w:rPr>
-        <w:t xml:space="preserve">max_difference =</w:t>
-      </w:r>
-      <w:r>
-        <w:rPr>
-          <w:rStyle w:val="NormalTok"/>
-        </w:rPr>
-        <w:t xml:space="preserve"> loocv_max_diff, </w:t>
-      </w:r>
-      <w:r>
-        <w:rPr>
-          <w:rStyle w:val="AttributeTok"/>
-        </w:rPr>
-        <w:t xml:space="preserve">best_degree =</w:t>
-      </w:r>
-      <w:r>
-        <w:rPr>
-          <w:rStyle w:val="NormalTok"/>
-        </w:rPr>
-        <w:t xml:space="preserve"> mtcars_best_loocv)</w:t>
-      </w:r>
-      <w:r>
-        <w:br/>
-      </w:r>
-      <w:r>
-        <w:rPr>
-          <w:rStyle w:val="CommentTok"/>
-        </w:rPr>
-        <w:t xml:space="preserve">#&gt; max_difference    best_degree </w:t>
-      </w:r>
-      <w:r>
-        <w:br/>
-      </w:r>
-      <w:r>
-        <w:rPr>
-          <w:rStyle w:val="CommentTok"/>
-        </w:rPr>
-        <w:t xml:space="preserve">#&gt;    8.88178e-15    2.00000e+00</w:t>
-      </w:r>
+      <w:del w:id="3" w:author="PR Preview" w:date="2026-01-01T00:00:00Z">
+        <w:r>
+          <w:rPr>
+            <w:rStyle w:val="NormalTok"/>
+          </w:rPr>
+          <w:delText xml:space="preserve">loocv_max_diff </w:delText>
+        </w:r>
+      </w:del>
+      <w:del w:id="4" w:author="PR Preview" w:date="2026-01-01T00:00:00Z">
+        <w:r>
+          <w:rPr>
+            <w:rStyle w:val="OtherTok"/>
+          </w:rPr>
+          <w:delText xml:space="preserve">&lt;-</w:delText>
+        </w:r>
+      </w:del>
+      <w:del w:id="5" w:author="PR Preview" w:date="2026-01-01T00:00:00Z">
+        <w:r>
+          <w:rPr>
+            <w:rStyle w:val="NormalTok"/>
+          </w:rPr>
+          <w:delText xml:space="preserve"> </w:delText>
+        </w:r>
+      </w:del>
+      <w:del w:id="6" w:author="PR Preview" w:date="2026-01-01T00:00:00Z">
+        <w:r>
+          <w:rPr>
+            <w:rStyle w:val="FunctionTok"/>
+          </w:rPr>
+          <w:delText xml:space="preserve">max</w:delText>
+        </w:r>
+      </w:del>
+      <w:del w:id="7" w:author="PR Preview" w:date="2026-01-01T00:00:00Z">
+        <w:r>
+          <w:rPr>
+            <w:rStyle w:val="NormalTok"/>
+          </w:rPr>
+          <w:delText xml:space="preserve">(</w:delText>
+        </w:r>
+      </w:del>
+      <w:del w:id="8" w:author="PR Preview" w:date="2026-01-01T00:00:00Z">
+        <w:r>
+          <w:rPr>
+            <w:rStyle w:val="FunctionTok"/>
+          </w:rPr>
+          <w:delText xml:space="preserve">abs</w:delText>
+        </w:r>
+      </w:del>
+      <w:del w:id="9" w:author="PR Preview" w:date="2026-01-01T00:00:00Z">
+        <w:r>
+          <w:rPr>
+            <w:rStyle w:val="NormalTok"/>
+          </w:rPr>
+          <w:delText xml:space="preserve">(mtcars_loocv</w:delText>
+        </w:r>
+      </w:del>
+      <w:del w:id="10" w:author="PR Preview" w:date="2026-01-01T00:00:00Z">
+        <w:r>
+          <w:rPr>
+            <w:rStyle w:val="SpecialCharTok"/>
+          </w:rPr>
+          <w:delText xml:space="preserve">$</w:delText>
+        </w:r>
+      </w:del>
+      <w:del w:id="11" w:author="PR Preview" w:date="2026-01-01T00:00:00Z">
+        <w:r>
+          <w:rPr>
+            <w:rStyle w:val="NormalTok"/>
+          </w:rPr>
+          <w:delText xml:space="preserve">refitting </w:delText>
+        </w:r>
+      </w:del>
+      <w:del w:id="12" w:author="PR Preview" w:date="2026-01-01T00:00:00Z">
+        <w:r>
+          <w:rPr>
+            <w:rStyle w:val="SpecialCharTok"/>
+          </w:rPr>
+          <w:delText xml:space="preserve">-</w:delText>
+        </w:r>
+      </w:del>
+      <w:del w:id="13" w:author="PR Preview" w:date="2026-01-01T00:00:00Z">
+        <w:r>
+          <w:rPr>
+            <w:rStyle w:val="NormalTok"/>
+          </w:rPr>
+          <w:delText xml:space="preserve"> mtcars_loocv</w:delText>
+        </w:r>
+      </w:del>
+      <w:del w:id="14" w:author="PR Preview" w:date="2026-01-01T00:00:00Z">
+        <w:r>
+          <w:rPr>
+            <w:rStyle w:val="SpecialCharTok"/>
+          </w:rPr>
+          <w:delText xml:space="preserve">$</w:delText>
+        </w:r>
+      </w:del>
+      <w:del w:id="15" w:author="PR Preview" w:date="2026-01-01T00:00:00Z">
+        <w:r>
+          <w:rPr>
+            <w:rStyle w:val="NormalTok"/>
+          </w:rPr>
+          <w:delText xml:space="preserve">formula))</w:delText>
+        </w:r>
+      </w:del>
+      <w:del w:id="16" w:author="PR Preview" w:date="2026-01-01T00:00:00Z">
+        <w:r>
+          <w:br/>
+        </w:r>
+      </w:del>
+      <w:del w:id="17" w:author="PR Preview" w:date="2026-01-01T00:00:00Z">
+        <w:r>
+          <w:rPr>
+            <w:rStyle w:val="NormalTok"/>
+          </w:rPr>
+          <w:delText xml:space="preserve">mtcars_best_loocv </w:delText>
+        </w:r>
+      </w:del>
+      <w:del w:id="18" w:author="PR Preview" w:date="2026-01-01T00:00:00Z">
+        <w:r>
+          <w:rPr>
+            <w:rStyle w:val="OtherTok"/>
+          </w:rPr>
+          <w:delText xml:space="preserve">&lt;-</w:delText>
+        </w:r>
+      </w:del>
+      <w:del w:id="19" w:author="PR Preview" w:date="2026-01-01T00:00:00Z">
+        <w:r>
+          <w:br/>
+        </w:r>
+      </w:del>
+      <w:del w:id="20" w:author="PR Preview" w:date="2026-01-01T00:00:00Z">
+        <w:r>
+          <w:rPr>
+            <w:rStyle w:val="NormalTok"/>
+          </w:rPr>
+          <w:delText xml:space="preserve">  mtcars_loocv</w:delText>
+        </w:r>
+      </w:del>
+      <w:del w:id="21" w:author="PR Preview" w:date="2026-01-01T00:00:00Z">
+        <w:r>
+          <w:rPr>
+            <w:rStyle w:val="SpecialCharTok"/>
+          </w:rPr>
+          <w:delText xml:space="preserve">$</w:delText>
+        </w:r>
+      </w:del>
+      <w:del w:id="22" w:author="PR Preview" w:date="2026-01-01T00:00:00Z">
+        <w:r>
+          <w:rPr>
+            <w:rStyle w:val="NormalTok"/>
+          </w:rPr>
+          <w:delText xml:space="preserve">degree[</w:delText>
+        </w:r>
+      </w:del>
+      <w:del w:id="23" w:author="PR Preview" w:date="2026-01-01T00:00:00Z">
+        <w:r>
+          <w:rPr>
+            <w:rStyle w:val="FunctionTok"/>
+          </w:rPr>
+          <w:delText xml:space="preserve">which.min</w:delText>
+        </w:r>
+      </w:del>
+      <w:del w:id="24" w:author="PR Preview" w:date="2026-01-01T00:00:00Z">
+        <w:r>
+          <w:rPr>
+            <w:rStyle w:val="NormalTok"/>
+          </w:rPr>
+          <w:delText xml:space="preserve">(mtcars_loocv</w:delText>
+        </w:r>
+      </w:del>
+      <w:del w:id="25" w:author="PR Preview" w:date="2026-01-01T00:00:00Z">
+        <w:r>
+          <w:rPr>
+            <w:rStyle w:val="SpecialCharTok"/>
+          </w:rPr>
+          <w:delText xml:space="preserve">$</w:delText>
+        </w:r>
+      </w:del>
+      <w:del w:id="26" w:author="PR Preview" w:date="2026-01-01T00:00:00Z">
+        <w:r>
+          <w:rPr>
+            <w:rStyle w:val="NormalTok"/>
+          </w:rPr>
+          <w:delText xml:space="preserve">formula)]</w:delText>
+        </w:r>
+      </w:del>
+      <w:del w:id="27" w:author="PR Preview" w:date="2026-01-01T00:00:00Z">
+        <w:r>
+          <w:br/>
+        </w:r>
+      </w:del>
+      <w:del w:id="28" w:author="PR Preview" w:date="2026-01-01T00:00:00Z">
+        <w:r>
+          <w:rPr>
+            <w:rStyle w:val="FunctionTok"/>
+          </w:rPr>
+          <w:delText xml:space="preserve">c</w:delText>
+        </w:r>
+      </w:del>
+      <w:del w:id="29" w:author="PR Preview" w:date="2026-01-01T00:00:00Z">
+        <w:r>
+          <w:rPr>
+            <w:rStyle w:val="NormalTok"/>
+          </w:rPr>
+          <w:delText xml:space="preserve">(</w:delText>
+        </w:r>
+      </w:del>
+      <w:del w:id="30" w:author="PR Preview" w:date="2026-01-01T00:00:00Z">
+        <w:r>
+          <w:rPr>
+            <w:rStyle w:val="AttributeTok"/>
+          </w:rPr>
+          <w:delText xml:space="preserve">max_difference =</w:delText>
+        </w:r>
+      </w:del>
+      <w:del w:id="31" w:author="PR Preview" w:date="2026-01-01T00:00:00Z">
+        <w:r>
+          <w:rPr>
+            <w:rStyle w:val="NormalTok"/>
+          </w:rPr>
+          <w:delText xml:space="preserve"> loocv_max_diff, </w:delText>
+        </w:r>
+      </w:del>
+      <w:del w:id="32" w:author="PR Preview" w:date="2026-01-01T00:00:00Z">
+        <w:r>
+          <w:rPr>
+            <w:rStyle w:val="AttributeTok"/>
+          </w:rPr>
+          <w:delText xml:space="preserve">best_degree =</w:delText>
+        </w:r>
+      </w:del>
+      <w:del w:id="33" w:author="PR Preview" w:date="2026-01-01T00:00:00Z">
+        <w:r>
+          <w:rPr>
+            <w:rStyle w:val="NormalTok"/>
+          </w:rPr>
+          <w:delText xml:space="preserve"> mtcars_best_loocv)</w:delText>
+        </w:r>
+      </w:del>
+      <w:del w:id="34" w:author="PR Preview" w:date="2026-01-01T00:00:00Z">
+        <w:r>
+          <w:br/>
+        </w:r>
+      </w:del>
+      <w:del w:id="35" w:author="PR Preview" w:date="2026-01-01T00:00:00Z">
+        <w:r>
+          <w:rPr>
+            <w:rStyle w:val="CommentTok"/>
+          </w:rPr>
+          <w:delText xml:space="preserve">#&gt; max_difference    best_degree </w:delText>
+        </w:r>
+      </w:del>
+      <w:del w:id="36" w:author="PR Preview" w:date="2026-01-01T00:00:00Z">
+        <w:r>
+          <w:br/>
+        </w:r>
+      </w:del>
+      <w:del w:id="37" w:author="PR Preview" w:date="2026-01-01T00:00:00Z">
+        <w:r>
+          <w:rPr>
+            <w:rStyle w:val="CommentTok"/>
+          </w:rPr>
+          <w:delText xml:space="preserve">#&gt;    7.10543e-15    2.00000e+00</w:delText>
+        </w:r>
+      </w:del>
     </w:p>
     <w:p>
       <w:pPr>
         <w:pStyle w:val="FirstParagraph"/>
       </w:pPr>
-      <w:r>
-        <w:t xml:space="preserve">The two columns differ by at most 8.9e-15,</w:t>
-      </w:r>
-      <w:r>
-        <w:t xml:space="preserve"> </w:t>
-      </w:r>
-      <w:r>
-        <w:t xml:space="preserve">which is rounding error.</w:t>
-      </w:r>
-      <w:r>
-        <w:t xml:space="preserve"> </w:t>
-      </w:r>
-      <w:r>
-        <w:t xml:space="preserve">The single-fit formula needs one fit per model instead of 32.</w:t>
-      </w:r>
-      <w:r>
-        <w:t xml:space="preserve"> </w:t>
-      </w:r>
-      <w:r>
-        <w:t xml:space="preserve">LOOCV picks degree 2,</w:t>
-      </w:r>
-      <w:r>
-        <w:t xml:space="preserve"> </w:t>
-      </w:r>
-      <w:r>
-        <w:t xml:space="preserve">and because LOOCV is not random (</w:t>
-      </w:r>
+      <w:del w:id="38" w:author="PR Preview" w:date="2026-01-01T00:00:00Z">
+        <w:r>
+          <w:delText xml:space="preserve">The two columns differ by at most 7.1e-15,</w:delText>
+        </w:r>
+      </w:del>
+      <w:del w:id="39" w:author="PR Preview" w:date="2026-01-01T00:00:00Z">
+        <w:r>
+          <w:delText xml:space="preserve"> </w:delText>
+        </w:r>
+      </w:del>
+      <w:del w:id="40" w:author="PR Preview" w:date="2026-01-01T00:00:00Z">
+        <w:r>
+          <w:delText xml:space="preserve">which is rounding error.</w:delText>
+        </w:r>
+      </w:del>
+      <w:del w:id="41" w:author="PR Preview" w:date="2026-01-01T00:00:00Z">
+        <w:r>
+          <w:delText xml:space="preserve"> </w:delText>
+        </w:r>
+      </w:del>
+      <w:del w:id="42" w:author="PR Preview" w:date="2026-01-01T00:00:00Z">
+        <w:r>
+          <w:delText xml:space="preserve">The single-fit formula needs one fit per model instead of 32.</w:delText>
+        </w:r>
+      </w:del>
+      <w:del w:id="43" w:author="PR Preview" w:date="2026-01-01T00:00:00Z">
+        <w:r>
+          <w:delText xml:space="preserve"> </w:delText>
+        </w:r>
+      </w:del>
+      <w:del w:id="44" w:author="PR Preview" w:date="2026-01-01T00:00:00Z">
+        <w:r>
+          <w:delText xml:space="preserve">LOOCV picks degree 2,</w:delText>
+        </w:r>
+      </w:del>
+      <w:del w:id="45" w:author="PR Preview" w:date="2026-01-01T00:00:00Z">
+        <w:r>
+          <w:delText xml:space="preserve"> </w:delText>
+        </w:r>
+      </w:del>
+      <w:del w:id="46" w:author="PR Preview" w:date="2026-01-01T00:00:00Z">
+        <w:r>
+          <w:delText xml:space="preserve">and because LOOCV is not random (</w:delText>
+        </w:r>
+      </w:del>
       <w:hyperlink w:anchor="sol-loocv">
+        <w:del w:id="47" w:author="PR Preview" w:date="2026-01-01T00:00:00Z">
+          <w:r>
+            <w:rPr>
+              <w:rStyle w:val="Hyperlink"/>
+            </w:rPr>
+            <w:delText xml:space="preserve">Solution 8</w:delText>
+          </w:r>
+        </w:del>
+      </w:hyperlink>
+      <w:del w:id="48" w:author="PR Preview" w:date="2026-01-01T00:00:00Z">
+        <w:r>
+          <w:delText xml:space="preserve">),</w:delText>
+        </w:r>
+      </w:del>
+      <w:del w:id="49" w:author="PR Preview" w:date="2026-01-01T00:00:00Z">
+        <w:r>
+          <w:delText xml:space="preserve"> </w:delText>
+        </w:r>
+      </w:del>
+      <w:del w:id="50" w:author="PR Preview" w:date="2026-01-01T00:00:00Z">
+        <w:r>
+          <w:delText xml:space="preserve">rerunning it always gives the same choice.</w:delText>
+        </w:r>
+      </w:del>
+    </w:p>
+    <w:p>
+      <w:pPr>
+        <w:pStyle w:val="SourceCode"/>
+      </w:pPr>
+      <w:ins w:id="51" w:author="PR Preview" w:date="2026-01-01T00:00:00Z">
         <w:r>
           <w:rPr>
-            <w:rStyle w:val="Hyperlink"/>
+            <w:rStyle w:val="NormalTok"/>
           </w:rPr>
-          <w:t xml:space="preserve">Solution 8</w:t>
+          <w:t xml:space="preserve">loocv_max_diff </w:t>
         </w:r>
+      </w:ins>
+      <w:ins w:id="52" w:author="PR Preview" w:date="2026-01-01T00:00:00Z">
+        <w:r>
+          <w:rPr>
+            <w:rStyle w:val="OtherTok"/>
+          </w:rPr>
+          <w:t xml:space="preserve">&lt;-</w:t>
+        </w:r>
+      </w:ins>
+      <w:ins w:id="53" w:author="PR Preview" w:date="2026-01-01T00:00:00Z">
+        <w:r>
+          <w:rPr>
+            <w:rStyle w:val="NormalTok"/>
+          </w:rPr>
+          <w:t xml:space="preserve"> </w:t>
+        </w:r>
+      </w:ins>
+      <w:ins w:id="54" w:author="PR Preview" w:date="2026-01-01T00:00:00Z">
+        <w:r>
+          <w:rPr>
+            <w:rStyle w:val="FunctionTok"/>
+          </w:rPr>
+          <w:t xml:space="preserve">max</w:t>
+        </w:r>
+      </w:ins>
+      <w:ins w:id="55" w:author="PR Preview" w:date="2026-01-01T00:00:00Z">
+        <w:r>
+          <w:rPr>
+            <w:rStyle w:val="NormalTok"/>
+          </w:rPr>
+          <w:t xml:space="preserve">(</w:t>
+        </w:r>
+      </w:ins>
+      <w:ins w:id="56" w:author="PR Preview" w:date="2026-01-01T00:00:00Z">
+        <w:r>
+          <w:rPr>
+            <w:rStyle w:val="FunctionTok"/>
+          </w:rPr>
+          <w:t xml:space="preserve">abs</w:t>
+        </w:r>
+      </w:ins>
+      <w:ins w:id="57" w:author="PR Preview" w:date="2026-01-01T00:00:00Z">
+        <w:r>
+          <w:rPr>
+            <w:rStyle w:val="NormalTok"/>
+          </w:rPr>
+          <w:t xml:space="preserve">(mtcars_loocv</w:t>
+        </w:r>
+      </w:ins>
+      <w:ins w:id="58" w:author="PR Preview" w:date="2026-01-01T00:00:00Z">
+        <w:r>
+          <w:rPr>
+            <w:rStyle w:val="SpecialCharTok"/>
+          </w:rPr>
+          <w:t xml:space="preserve">$</w:t>
+        </w:r>
+      </w:ins>
+      <w:ins w:id="59" w:author="PR Preview" w:date="2026-01-01T00:00:00Z">
+        <w:r>
+          <w:rPr>
+            <w:rStyle w:val="NormalTok"/>
+          </w:rPr>
+          <w:t xml:space="preserve">refitting </w:t>
+        </w:r>
+      </w:ins>
+      <w:ins w:id="60" w:author="PR Preview" w:date="2026-01-01T00:00:00Z">
+        <w:r>
+          <w:rPr>
+            <w:rStyle w:val="SpecialCharTok"/>
+          </w:rPr>
+          <w:t xml:space="preserve">-</w:t>
+        </w:r>
+      </w:ins>
+      <w:ins w:id="61" w:author="PR Preview" w:date="2026-01-01T00:00:00Z">
+        <w:r>
+          <w:rPr>
+            <w:rStyle w:val="NormalTok"/>
+          </w:rPr>
+          <w:t xml:space="preserve"> mtcars_loocv</w:t>
+        </w:r>
+      </w:ins>
+      <w:ins w:id="62" w:author="PR Preview" w:date="2026-01-01T00:00:00Z">
+        <w:r>
+          <w:rPr>
+            <w:rStyle w:val="SpecialCharTok"/>
+          </w:rPr>
+          <w:t xml:space="preserve">$</w:t>
+        </w:r>
+      </w:ins>
+      <w:ins w:id="63" w:author="PR Preview" w:date="2026-01-01T00:00:00Z">
+        <w:r>
+          <w:rPr>
+            <w:rStyle w:val="NormalTok"/>
+          </w:rPr>
+          <w:t xml:space="preserve">formula))</w:t>
+        </w:r>
+      </w:ins>
+      <w:ins w:id="64" w:author="PR Preview" w:date="2026-01-01T00:00:00Z">
+        <w:r>
+          <w:br/>
+        </w:r>
+      </w:ins>
+      <w:ins w:id="65" w:author="PR Preview" w:date="2026-01-01T00:00:00Z">
+        <w:r>
+          <w:rPr>
+            <w:rStyle w:val="NormalTok"/>
+          </w:rPr>
+          <w:t xml:space="preserve">mtcars_best_loocv </w:t>
+        </w:r>
+      </w:ins>
+      <w:ins w:id="66" w:author="PR Preview" w:date="2026-01-01T00:00:00Z">
+        <w:r>
+          <w:rPr>
+            <w:rStyle w:val="OtherTok"/>
+          </w:rPr>
+          <w:t xml:space="preserve">&lt;-</w:t>
+        </w:r>
+      </w:ins>
+      <w:ins w:id="67" w:author="PR Preview" w:date="2026-01-01T00:00:00Z">
+        <w:r>
+          <w:br/>
+        </w:r>
+      </w:ins>
+      <w:ins w:id="68" w:author="PR Preview" w:date="2026-01-01T00:00:00Z">
+        <w:r>
+          <w:rPr>
+            <w:rStyle w:val="NormalTok"/>
+          </w:rPr>
+          <w:t xml:space="preserve">  mtcars_loocv</w:t>
+        </w:r>
+      </w:ins>
+      <w:ins w:id="69" w:author="PR Preview" w:date="2026-01-01T00:00:00Z">
+        <w:r>
+          <w:rPr>
+            <w:rStyle w:val="SpecialCharTok"/>
+          </w:rPr>
+          <w:t xml:space="preserve">$</w:t>
+        </w:r>
+      </w:ins>
+      <w:ins w:id="70" w:author="PR Preview" w:date="2026-01-01T00:00:00Z">
+        <w:r>
+          <w:rPr>
+            <w:rStyle w:val="NormalTok"/>
+          </w:rPr>
+          <w:t xml:space="preserve">degree[</w:t>
+        </w:r>
+      </w:ins>
+      <w:ins w:id="71" w:author="PR Preview" w:date="2026-01-01T00:00:00Z">
+        <w:r>
+          <w:rPr>
+            <w:rStyle w:val="FunctionTok"/>
+          </w:rPr>
+          <w:t xml:space="preserve">which.min</w:t>
+        </w:r>
+      </w:ins>
+      <w:ins w:id="72" w:author="PR Preview" w:date="2026-01-01T00:00:00Z">
+        <w:r>
+          <w:rPr>
+            <w:rStyle w:val="NormalTok"/>
+          </w:rPr>
+          <w:t xml:space="preserve">(mtcars_loocv</w:t>
+        </w:r>
+      </w:ins>
+      <w:ins w:id="73" w:author="PR Preview" w:date="2026-01-01T00:00:00Z">
+        <w:r>
+          <w:rPr>
+            <w:rStyle w:val="SpecialCharTok"/>
+          </w:rPr>
+          <w:t xml:space="preserve">$</w:t>
+        </w:r>
+      </w:ins>
+      <w:ins w:id="74" w:author="PR Preview" w:date="2026-01-01T00:00:00Z">
+        <w:r>
+          <w:rPr>
+            <w:rStyle w:val="NormalTok"/>
+          </w:rPr>
+          <w:t xml:space="preserve">formula)]</w:t>
+        </w:r>
+      </w:ins>
+      <w:ins w:id="75" w:author="PR Preview" w:date="2026-01-01T00:00:00Z">
+        <w:r>
+          <w:br/>
+        </w:r>
+      </w:ins>
+      <w:ins w:id="76" w:author="PR Preview" w:date="2026-01-01T00:00:00Z">
+        <w:r>
+          <w:rPr>
+            <w:rStyle w:val="FunctionTok"/>
+          </w:rPr>
+          <w:t xml:space="preserve">c</w:t>
+        </w:r>
+      </w:ins>
+      <w:ins w:id="77" w:author="PR Preview" w:date="2026-01-01T00:00:00Z">
+        <w:r>
+          <w:rPr>
+            <w:rStyle w:val="NormalTok"/>
+          </w:rPr>
+          <w:t xml:space="preserve">(</w:t>
+        </w:r>
+      </w:ins>
+      <w:ins w:id="78" w:author="PR Preview" w:date="2026-01-01T00:00:00Z">
+        <w:r>
+          <w:rPr>
+            <w:rStyle w:val="AttributeTok"/>
+          </w:rPr>
+          <w:t xml:space="preserve">max_difference =</w:t>
+        </w:r>
+      </w:ins>
+      <w:ins w:id="79" w:author="PR Preview" w:date="2026-01-01T00:00:00Z">
+        <w:r>
+          <w:rPr>
+            <w:rStyle w:val="NormalTok"/>
+          </w:rPr>
+          <w:t xml:space="preserve"> loocv_max_diff, </w:t>
+        </w:r>
+      </w:ins>
+      <w:ins w:id="80" w:author="PR Preview" w:date="2026-01-01T00:00:00Z">
+        <w:r>
+          <w:rPr>
+            <w:rStyle w:val="AttributeTok"/>
+          </w:rPr>
+          <w:t xml:space="preserve">best_degree =</w:t>
+        </w:r>
+      </w:ins>
+      <w:ins w:id="81" w:author="PR Preview" w:date="2026-01-01T00:00:00Z">
+        <w:r>
+          <w:rPr>
+            <w:rStyle w:val="NormalTok"/>
+          </w:rPr>
+          <w:t xml:space="preserve"> mtcars_best_loocv)</w:t>
+        </w:r>
+      </w:ins>
+      <w:ins w:id="82" w:author="PR Preview" w:date="2026-01-01T00:00:00Z">
+        <w:r>
+          <w:br/>
+        </w:r>
+      </w:ins>
+      <w:ins w:id="83" w:author="PR Preview" w:date="2026-01-01T00:00:00Z">
+        <w:r>
+          <w:rPr>
+            <w:rStyle w:val="CommentTok"/>
+          </w:rPr>
+          <w:t xml:space="preserve">#&gt; max_difference    best_degree </w:t>
+        </w:r>
+      </w:ins>
+      <w:ins w:id="84" w:author="PR Preview" w:date="2026-01-01T00:00:00Z">
+        <w:r>
+          <w:br/>
+        </w:r>
+      </w:ins>
+      <w:ins w:id="85" w:author="PR Preview" w:date="2026-01-01T00:00:00Z">
+        <w:r>
+          <w:rPr>
+            <w:rStyle w:val="CommentTok"/>
+          </w:rPr>
+          <w:t xml:space="preserve">#&gt;    8.88178e-15    2.00000e+00</w:t>
+        </w:r>
+      </w:ins>
+    </w:p>
+    <w:p>
+      <w:pPr>
+        <w:pStyle w:val="FirstParagraph"/>
+      </w:pPr>
+      <w:ins w:id="86" w:author="PR Preview" w:date="2026-01-01T00:00:00Z">
+        <w:r>
+          <w:t xml:space="preserve">The two columns differ by at most 8.9e-15,</w:t>
+        </w:r>
+      </w:ins>
+      <w:ins w:id="87" w:author="PR Preview" w:date="2026-01-01T00:00:00Z">
+        <w:r>
+          <w:t xml:space="preserve"> </w:t>
+        </w:r>
+      </w:ins>
+      <w:ins w:id="88" w:author="PR Preview" w:date="2026-01-01T00:00:00Z">
+        <w:r>
+          <w:t xml:space="preserve">which is rounding error.</w:t>
+        </w:r>
+      </w:ins>
+      <w:ins w:id="89" w:author="PR Preview" w:date="2026-01-01T00:00:00Z">
+        <w:r>
+          <w:t xml:space="preserve"> </w:t>
+        </w:r>
+      </w:ins>
+      <w:ins w:id="90" w:author="PR Preview" w:date="2026-01-01T00:00:00Z">
+        <w:r>
+          <w:t xml:space="preserve">The single-fit formula needs one fit per model instead of 32.</w:t>
+        </w:r>
+      </w:ins>
+      <w:ins w:id="91" w:author="PR Preview" w:date="2026-01-01T00:00:00Z">
+        <w:r>
+          <w:t xml:space="preserve"> </w:t>
+        </w:r>
+      </w:ins>
+      <w:ins w:id="92" w:author="PR Preview" w:date="2026-01-01T00:00:00Z">
+        <w:r>
+          <w:t xml:space="preserve">LOOCV picks degree 2,</w:t>
+        </w:r>
+      </w:ins>
+      <w:ins w:id="93" w:author="PR Preview" w:date="2026-01-01T00:00:00Z">
+        <w:r>
+          <w:t xml:space="preserve"> </w:t>
+        </w:r>
+      </w:ins>
+      <w:ins w:id="94" w:author="PR Preview" w:date="2026-01-01T00:00:00Z">
+        <w:r>
+          <w:t xml:space="preserve">and because LOOCV is not random (</w:t>
+        </w:r>
+      </w:ins>
+      <w:hyperlink w:anchor="sol-loocv">
+        <w:ins w:id="95" w:author="PR Preview" w:date="2026-01-01T00:00:00Z">
+          <w:r>
+            <w:rPr>
+              <w:rStyle w:val="Hyperlink"/>
+            </w:rPr>
+            <w:t xml:space="preserve">Solution 8</w:t>
+          </w:r>
+        </w:ins>
       </w:hyperlink>
-      <w:r>
-        <w:t xml:space="preserve">),</w:t>
-      </w:r>
-      <w:r>
-        <w:t xml:space="preserve"> </w:t>
-      </w:r>
-      <w:r>
-        <w:t xml:space="preserve">rerunning it always gives the same choice.</w:t>
-      </w:r>
+      <w:ins w:id="96" w:author="PR Preview" w:date="2026-01-01T00:00:00Z">
+        <w:r>
+          <w:t xml:space="preserve">),</w:t>
+        </w:r>
+      </w:ins>
+      <w:ins w:id="97" w:author="PR Preview" w:date="2026-01-01T00:00:00Z">
+        <w:r>
+          <w:t xml:space="preserve"> </w:t>
+        </w:r>
+      </w:ins>
+      <w:ins w:id="98" w:author="PR Preview" w:date="2026-01-01T00:00:00Z">
+        <w:r>
+          <w:t xml:space="preserve">rerunning it always gives the same choice.</w:t>
+        </w:r>
+      </w:ins>
     </w:p>
     <w:bookmarkEnd w:id="194"/>
     <w:bookmarkStart w:id="195" w:name="rem-loocv"/>
@@ -51036,13 +52059,19 @@
         <w:rPr>
           <w:rStyle w:val="NormalTok"/>
         </w:rPr>
-        <w:t xml:space="preserve"> </w:t>
+        <w:t xml:space="preserve"> tibble</w:t>
+      </w:r>
+      <w:r>
+        <w:rPr>
+          <w:rStyle w:val="SpecialCharTok"/>
+        </w:rPr>
+        <w:t xml:space="preserve">::</w:t>
       </w:r>
       <w:r>
         <w:rPr>
           <w:rStyle w:val="FunctionTok"/>
         </w:rPr>
-        <w:t xml:space="preserve">data.frame</w:t>
+        <w:t xml:space="preserve">tibble</w:t>
       </w:r>
       <w:r>
         <w:rPr>
@@ -51051,6 +52080,15 @@
         <w:t xml:space="preserve">(</w:t>
       </w:r>
       <w:r>
+        <w:br/>
+      </w:r>
+      <w:r>
+        <w:rPr>
+          <w:rStyle w:val="NormalTok"/>
+        </w:rPr>
+        <w:t xml:space="preserve">      </w:t>
+      </w:r>
+      <w:r>
         <w:rPr>
           <w:rStyle w:val="AttributeTok"/>
         </w:rPr>
@@ -51072,12 +52110,39 @@
         <w:rPr>
           <w:rStyle w:val="NormalTok"/>
         </w:rPr>
-        <w:t xml:space="preserve">in_fold], x[</w:t>
+        <w:t xml:space="preserve">in_fold],</w:t>
+      </w:r>
+      <w:r>
+        <w:br/>
+      </w:r>
+      <w:r>
+        <w:rPr>
+          <w:rStyle w:val="NormalTok"/>
+        </w:rPr>
+        <w:t xml:space="preserve">      tibble</w:t>
       </w:r>
       <w:r>
         <w:rPr>
           <w:rStyle w:val="SpecialCharTok"/>
         </w:rPr>
+        <w:t xml:space="preserve">::</w:t>
+      </w:r>
+      <w:r>
+        <w:rPr>
+          <w:rStyle w:val="FunctionTok"/>
+        </w:rPr>
+        <w:t xml:space="preserve">as_tibble</w:t>
+      </w:r>
+      <w:r>
+        <w:rPr>
+          <w:rStyle w:val="NormalTok"/>
+        </w:rPr>
+        <w:t xml:space="preserve">(x[</w:t>
+      </w:r>
+      <w:r>
+        <w:rPr>
+          <w:rStyle w:val="SpecialCharTok"/>
+        </w:rPr>
         <w:t xml:space="preserve">!</w:t>
       </w:r>
       <w:r>
@@ -51093,6 +52158,15 @@
         <w:rPr>
           <w:rStyle w:val="NormalTok"/>
         </w:rPr>
+        <w:t xml:space="preserve">    )</w:t>
+      </w:r>
+      <w:r>
+        <w:br/>
+      </w:r>
+      <w:r>
+        <w:rPr>
+          <w:rStyle w:val="NormalTok"/>
+        </w:rPr>
         <w:t xml:space="preserve">    fit </w:t>
       </w:r>
       <w:r>
@@ -51162,13 +52236,19 @@
         <w:rPr>
           <w:rStyle w:val="NormalTok"/>
         </w:rPr>
-        <w:t xml:space="preserve"> </w:t>
+        <w:t xml:space="preserve"> tibble</w:t>
+      </w:r>
+      <w:r>
+        <w:rPr>
+          <w:rStyle w:val="SpecialCharTok"/>
+        </w:rPr>
+        <w:t xml:space="preserve">::</w:t>
       </w:r>
       <w:r>
         <w:rPr>
           <w:rStyle w:val="FunctionTok"/>
         </w:rPr>
-        <w:t xml:space="preserve">data.frame</w:t>
+        <w:t xml:space="preserve">as_tibble</w:t>
       </w:r>
       <w:r>
         <w:rPr>
